--- a/reports/acdr2026_staff_deployment/広報資料_ACDR2026_0928/記者発表（資料配付）_ACDR2026_案_0928.docx
+++ b/reports/acdr2026_staff_deployment/広報資料_ACDR2026_0928/記者発表（資料配付）_ACDR2026_案_0928.docx
@@ -335,7 +335,7 @@
                 <w:color w:val="auto"/>
                 <w:lang w:val="en-US" w:eastAsia="zh-TW" w:bidi="ar-SA"/>
               </w:rPr>
-              <w:t xml:space="preserve">理事長　北本　　</w:t>
+              <w:t>理事長　小川　雄二郎</w:t>
             </w:r>
           </w:p>
         </w:tc>

--- a/reports/acdr2026_staff_deployment/広報資料_ACDR2026_0928/記者発表（資料配付）_ACDR2026_案_0928.docx
+++ b/reports/acdr2026_staff_deployment/広報資料_ACDR2026_0928/記者発表（資料配付）_ACDR2026_案_0928.docx
@@ -58,13 +58,12 @@
                 <w:color w:val="auto"/>
                 <w:sz w:val="32"/>
                 <w:szCs w:val="32"/>
-                <w:lang w:eastAsia="zh-TW"/>
               </w:rPr>
             </w:pPr>
             <w:r>
               <w:rPr>
                 <w:color w:val="auto"/>
-                <w:lang w:val="en-US" w:eastAsia="zh-TW" w:bidi="ar-SA"/>
+                <w:lang w:val="en-US" w:eastAsia="ja-JP" w:bidi="ar-SA"/>
               </w:rPr>
               <w:t>記　　者　　発　　表　（資料配付）</w:t>
             </w:r>
@@ -327,13 +326,12 @@
               <w:rPr>
                 <w:rFonts w:cs="Times New Roman"/>
                 <w:color w:val="auto"/>
-                <w:lang w:eastAsia="zh-TW"/>
               </w:rPr>
             </w:pPr>
             <w:r>
               <w:rPr>
                 <w:color w:val="auto"/>
-                <w:lang w:val="en-US" w:eastAsia="zh-TW" w:bidi="ar-SA"/>
+                <w:lang w:val="en-US" w:eastAsia="ja-JP" w:bidi="ar-SA"/>
               </w:rPr>
               <w:t>理事長　小川　雄二郎</w:t>
             </w:r>
@@ -409,6 +407,8 @@
           <w:bCs/>
         </w:rPr>
       </w:pPr>
+      <w:bookmarkStart w:id="0" w:name="_GoBack"/>
+      <w:bookmarkEnd w:id="0"/>
       <w:r>
         <w:rPr>
           <w:rFonts w:ascii="ＭＳ ゴシック" w:hAnsi="ＭＳ ゴシック" w:cs="ＭＳ ゴシック" w:eastAsia="ＭＳ ゴシック"/>
@@ -455,95 +455,62 @@
           <w:color w:themeColor="text1" w:val="000000"/>
         </w:rPr>
       </w:pPr>
-      <w:bookmarkStart w:id="0" w:name="_Hlk128847664"/>
       <w:r>
         <w:rPr>
           <w:rFonts w:ascii="ＭＳ 明朝" w:hAnsi="ＭＳ 明朝" w:asciiTheme="minorEastAsia" w:hAnsiTheme="minorEastAsia"/>
           <w:color w:themeColor="text1" w:val="000000"/>
         </w:rPr>
-        <w:t>内閣府政策統括官（防災担当）は、アジア各国の防災能力の向上とアジア地域の防災ネットワークの充実・強化を図るため、アジア防災センター（</w:t>
-      </w:r>
+        <w:t>一般財団法人アジア防災センター（ADRC）は、アジア各国の防災能力の向上及びアジア地域での防災ネットワークの充実・強化を図るため、毎年、日本国政府（内閣府）等との共催により「アジア防災会議（ACDR）」を開催しています。今回はシンガポール共和国において、シンガポール民間防衛庁（SCDF）を共同ホストとして、シンガポール国際防災・危機管理エキスポ（SIDEX）との合同開催「SIDEX-ACDR2026」の中で、「先端技術で未来に備える越境的な気候・災害リスク削減 ― 強靭な社会に向けて」をテーマに、下記のとおり「アジア防災会議2026」を開催します。</w:t>
+      </w:r>
+      <w:bookmarkStart w:id="1" w:name="_Hlk128847664"/>
+    </w:p>
+    <w:p>
+      <w:pPr>
+        <w:pStyle w:val="Normal"/>
+        <w:ind w:firstLine="216"/>
+        <w:rPr>
+          <w:rFonts w:ascii="ＭＳ 明朝" w:hAnsi="ＭＳ 明朝" w:eastAsia="ＭＳ 明朝" w:asciiTheme="minorEastAsia" w:eastAsiaTheme="minorEastAsia" w:hAnsiTheme="minorEastAsia"/>
+          <w:color w:themeColor="text1" w:val="000000"/>
+        </w:rPr>
+      </w:pPr>
+      <w:r>
+        <w:rPr>
+          <w:rFonts w:ascii="ＭＳ 明朝" w:hAnsi="ＭＳ 明朝" w:asciiTheme="minorEastAsia" w:hAnsiTheme="minorEastAsia"/>
+          <w:color w:val="auto"/>
+        </w:rPr>
+        <w:t>なお、ACDR2026ウェビナー（URLは確定後に記載）より、どなたでも会議をご覧いただけます。</w:t>
+      </w:r>
+      <w:bookmarkEnd w:id="1"/>
+    </w:p>
+    <w:p>
+      <w:pPr>
+        <w:pStyle w:val="Normal"/>
+        <w:spacing w:lineRule="exact" w:line="160"/>
+        <w:rPr>
+          <w:rFonts w:ascii="ＭＳ 明朝" w:hAnsi="ＭＳ 明朝" w:eastAsia="ＭＳ 明朝" w:asciiTheme="minorEastAsia" w:eastAsiaTheme="minorEastAsia" w:hAnsiTheme="minorEastAsia"/>
+          <w:color w:themeColor="text1" w:val="000000"/>
+        </w:rPr>
+      </w:pPr>
       <w:r>
         <w:rPr>
           <w:rFonts w:eastAsia="ＭＳ 明朝" w:eastAsiaTheme="minorEastAsia"/>
           <w:color w:themeColor="text1" w:val="000000"/>
         </w:rPr>
-        <w:t>ADRC</w:t>
-      </w:r>
+      </w:r>
+    </w:p>
+    <w:p>
+      <w:pPr>
+        <w:pStyle w:val="Normal"/>
+        <w:jc w:val="center"/>
+        <w:rPr>
+          <w:rFonts w:ascii="ＭＳ 明朝" w:hAnsi="ＭＳ 明朝" w:eastAsia="ＭＳ 明朝" w:asciiTheme="minorEastAsia" w:eastAsiaTheme="minorEastAsia" w:hAnsiTheme="minorEastAsia"/>
+          <w:color w:themeColor="text1" w:val="000000"/>
+        </w:rPr>
+      </w:pPr>
       <w:r>
         <w:rPr>
           <w:rFonts w:ascii="ＭＳ 明朝" w:hAnsi="ＭＳ 明朝" w:asciiTheme="minorEastAsia" w:hAnsiTheme="minorEastAsia"/>
           <w:color w:themeColor="text1" w:val="000000"/>
-        </w:rPr>
-        <w:t>）のメンバー国政府の防災関係者や防災専門家等を参集して、毎年「アジア防災会議」を開催しています。</w:t>
-      </w:r>
-    </w:p>
-    <w:p>
-      <w:pPr>
-        <w:pStyle w:val="Normal"/>
-        <w:ind w:firstLine="216"/>
-        <w:rPr>
-          <w:rFonts w:ascii="ＭＳ 明朝" w:hAnsi="ＭＳ 明朝" w:eastAsia="ＭＳ 明朝" w:asciiTheme="minorEastAsia" w:eastAsiaTheme="minorEastAsia" w:hAnsiTheme="minorEastAsia"/>
-          <w:color w:themeColor="text1" w:val="000000"/>
-        </w:rPr>
-      </w:pPr>
-      <w:r>
-        <w:rPr>
-          <w:rFonts w:ascii="ＭＳ 明朝" w:hAnsi="ＭＳ 明朝" w:asciiTheme="minorEastAsia" w:hAnsiTheme="minorEastAsia"/>
-          <w:color w:themeColor="text1" w:val="000000"/>
-        </w:rPr>
-        <w:t>今回、シンガポール民間防衛庁（SCDF）の協力の下、シンガポール国際防災・危機管理エキスポ（SIDEX）と合同で「SIDEX-ACDR2026」として、シンガポールEXPOにてアジア防災会議2026（ACDR2026）が開催され、10月28日（水）の開会式には、内閣府から〇〇が出席（予定）します。</w:t>
-      </w:r>
-    </w:p>
-    <w:p>
-      <w:pPr>
-        <w:pStyle w:val="Normal"/>
-        <w:ind w:firstLine="216"/>
-        <w:rPr>
-          <w:rFonts w:ascii="ＭＳ 明朝" w:hAnsi="ＭＳ 明朝" w:eastAsia="ＭＳ 明朝" w:asciiTheme="minorEastAsia" w:eastAsiaTheme="minorEastAsia" w:hAnsiTheme="minorEastAsia"/>
-          <w:color w:themeColor="text1" w:val="000000"/>
-        </w:rPr>
-      </w:pPr>
-      <w:r>
-        <w:rPr>
-          <w:rFonts w:ascii="ＭＳ 明朝" w:hAnsi="ＭＳ 明朝" w:asciiTheme="minorEastAsia" w:hAnsiTheme="minorEastAsia"/>
-          <w:color w:themeColor="text1" w:val="000000"/>
-        </w:rPr>
-        <w:t>なお、ACDR2026ウェビナー（URLは確定後に記載）より、どなたでも会議を御覧いただけます。</w:t>
-      </w:r>
-      <w:bookmarkEnd w:id="0"/>
-    </w:p>
-    <w:p>
-      <w:pPr>
-        <w:pStyle w:val="Normal"/>
-        <w:spacing w:lineRule="exact" w:line="160"/>
-        <w:rPr>
-          <w:rFonts w:ascii="ＭＳ 明朝" w:hAnsi="ＭＳ 明朝" w:eastAsia="ＭＳ 明朝" w:asciiTheme="minorEastAsia" w:eastAsiaTheme="minorEastAsia" w:hAnsiTheme="minorEastAsia"/>
-          <w:color w:themeColor="text1" w:val="000000"/>
-        </w:rPr>
-      </w:pPr>
-      <w:r>
-        <w:rPr>
-          <w:rFonts w:eastAsia="ＭＳ 明朝" w:eastAsiaTheme="minorEastAsia"/>
-          <w:color w:themeColor="text1" w:val="000000"/>
-        </w:rPr>
-      </w:r>
-    </w:p>
-    <w:p>
-      <w:pPr>
-        <w:pStyle w:val="Normal"/>
-        <w:jc w:val="center"/>
-        <w:rPr>
-          <w:rFonts w:ascii="ＭＳ 明朝" w:hAnsi="ＭＳ 明朝" w:eastAsia="ＭＳ 明朝" w:asciiTheme="minorEastAsia" w:eastAsiaTheme="minorEastAsia" w:hAnsiTheme="minorEastAsia"/>
-          <w:color w:themeColor="text1" w:val="000000"/>
-          <w:lang w:eastAsia="zh-TW"/>
-        </w:rPr>
-      </w:pPr>
-      <w:r>
-        <w:rPr>
-          <w:rFonts w:ascii="ＭＳ 明朝" w:hAnsi="ＭＳ 明朝" w:asciiTheme="minorEastAsia" w:hAnsiTheme="minorEastAsia"/>
-          <w:color w:themeColor="text1" w:val="000000"/>
-          <w:lang w:eastAsia="zh-TW"/>
         </w:rPr>
         <w:t>記</w:t>
       </w:r>
@@ -560,14 +527,12 @@
         <w:rPr>
           <w:rFonts w:ascii="ＭＳ 明朝" w:hAnsi="ＭＳ 明朝" w:eastAsia="ＭＳ 明朝" w:cs="Times New Roman" w:asciiTheme="minorEastAsia" w:eastAsiaTheme="minorEastAsia" w:hAnsiTheme="minorEastAsia"/>
           <w:color w:themeColor="text1" w:val="000000"/>
-          <w:lang w:eastAsia="zh-TW"/>
         </w:rPr>
       </w:pPr>
       <w:r>
         <w:rPr>
           <w:rFonts w:eastAsia="ＭＳ 明朝" w:cs="Times New Roman" w:eastAsiaTheme="minorEastAsia"/>
           <w:color w:themeColor="text1" w:val="000000"/>
-          <w:lang w:eastAsia="zh-TW"/>
         </w:rPr>
       </w:r>
     </w:p>
@@ -582,14 +547,12 @@
         <w:rPr>
           <w:rFonts w:ascii="ＭＳ 明朝" w:hAnsi="ＭＳ 明朝" w:eastAsia="ＭＳ 明朝" w:asciiTheme="minorEastAsia" w:eastAsiaTheme="minorEastAsia" w:hAnsiTheme="minorEastAsia"/>
           <w:color w:themeColor="text1" w:val="000000"/>
-          <w:lang w:eastAsia="zh-TW"/>
         </w:rPr>
       </w:pPr>
       <w:r>
         <w:rPr>
           <w:rFonts w:ascii="ＭＳ 明朝" w:hAnsi="ＭＳ 明朝" w:cs="ＭＳ ゴシック" w:asciiTheme="minorEastAsia" w:hAnsiTheme="minorEastAsia"/>
           <w:color w:themeColor="text1" w:val="000000"/>
-          <w:lang w:eastAsia="zh-TW"/>
         </w:rPr>
         <w:t>１　開 催 日　　2026年10月28日（水）、29日（木）</w:t>
       </w:r>
@@ -605,14 +568,12 @@
         <w:rPr>
           <w:rFonts w:ascii="ＭＳ 明朝" w:hAnsi="ＭＳ 明朝" w:eastAsia="ＭＳ 明朝" w:asciiTheme="minorEastAsia" w:eastAsiaTheme="minorEastAsia" w:hAnsiTheme="minorEastAsia"/>
           <w:color w:themeColor="text1" w:val="000000"/>
-          <w:lang w:eastAsia="zh-TW"/>
         </w:rPr>
       </w:pPr>
       <w:r>
         <w:rPr>
           <w:rFonts w:ascii="ＭＳ 明朝" w:hAnsi="ＭＳ 明朝" w:cs="ＭＳ ゴシック" w:asciiTheme="minorEastAsia" w:hAnsiTheme="minorEastAsia"/>
           <w:color w:themeColor="text1" w:val="000000"/>
-          <w:lang w:eastAsia="zh-TW"/>
         </w:rPr>
         <w:t xml:space="preserve">　　　　　　　　（SIDEX-ACDR2026全体は10月27日（火）から30日（金）まで）</w:t>
       </w:r>
@@ -627,20 +588,17 @@
         <w:ind w:hanging="1131" w:left="1131"/>
         <w:rPr>
           <w:rFonts w:ascii="ＭＳ 明朝" w:hAnsi="ＭＳ 明朝" w:eastAsia="ＭＳ 明朝" w:cs="ＭＳ ゴシック" w:asciiTheme="minorEastAsia" w:eastAsiaTheme="minorEastAsia" w:hAnsiTheme="minorEastAsia"/>
-          <w:color w:val="EE0000"/>
-          <w:u w:val="single"/>
-          <w:lang w:eastAsia="zh-TW"/>
+          <w:color w:val="auto"/>
         </w:rPr>
       </w:pPr>
       <w:r>
         <w:rPr>
           <w:rFonts w:ascii="ＭＳ 明朝" w:hAnsi="ＭＳ 明朝" w:cs="ＭＳ ゴシック" w:asciiTheme="minorEastAsia" w:hAnsiTheme="minorEastAsia"/>
           <w:color w:themeColor="text1" w:val="000000"/>
-          <w:lang w:eastAsia="zh-TW"/>
-        </w:rPr>
-        <w:t>２　場　　所  　シンガポールEXPO（シンガポール）</w:t>
-      </w:r>
-      <w:bookmarkStart w:id="1" w:name="_Hlk128847792"/>
+        </w:rPr>
+        <w:t>２　場　　所  　シンガポールEXPO（シンガポール共和国）</w:t>
+      </w:r>
+      <w:bookmarkStart w:id="2" w:name="_Hlk128847792"/>
     </w:p>
     <w:p>
       <w:pPr>
@@ -656,66 +614,50 @@
           <w:rFonts w:ascii="ＭＳ 明朝" w:hAnsi="ＭＳ 明朝" w:asciiTheme="minorEastAsia" w:hAnsiTheme="minorEastAsia"/>
           <w:color w:val="auto"/>
         </w:rPr>
-        <w:t>（現地及び</w:t>
-      </w:r>
-      <w:bookmarkStart w:id="2" w:name="_Hlk215486903"/>
+        <w:t>（現地及びオンライン配信を組み合わせたハイブリッド形式）</w:t>
+      </w:r>
+    </w:p>
+    <w:p>
+      <w:pPr>
+        <w:pStyle w:val="Normal"/>
+        <w:ind w:firstLine="1730"/>
+        <w:rPr>
+          <w:rFonts w:ascii="ＭＳ 明朝" w:hAnsi="ＭＳ 明朝" w:eastAsia="ＭＳ 明朝" w:asciiTheme="minorEastAsia" w:eastAsiaTheme="minorEastAsia" w:hAnsiTheme="minorEastAsia"/>
+          <w:color w:val="auto"/>
+        </w:rPr>
+      </w:pPr>
       <w:r>
         <w:rPr>
           <w:rFonts w:ascii="ＭＳ 明朝" w:hAnsi="ＭＳ 明朝" w:asciiTheme="minorEastAsia" w:hAnsiTheme="minorEastAsia"/>
           <w:color w:val="auto"/>
         </w:rPr>
-        <w:t>オンライン配信</w:t>
-      </w:r>
-      <w:bookmarkEnd w:id="2"/>
+        <w:t>（ACDR2026ウェビナー（URLは確定後に記載））</w:t>
+      </w:r>
+    </w:p>
+    <w:p>
+      <w:pPr>
+        <w:pStyle w:val="Normal"/>
+        <w:ind w:firstLine="1946"/>
+        <w:rPr>
+          <w:rFonts w:ascii="ＭＳ 明朝" w:hAnsi="ＭＳ 明朝" w:eastAsia="ＭＳ 明朝" w:asciiTheme="minorEastAsia" w:eastAsiaTheme="minorEastAsia" w:hAnsiTheme="minorEastAsia"/>
+          <w:color w:val="auto"/>
+        </w:rPr>
+      </w:pPr>
+      <w:r>
+        <w:rPr>
+          <w:rFonts w:eastAsia="ＭＳ 明朝" w:eastAsiaTheme="minorEastAsia"/>
+          <w:color w:val="auto"/>
+        </w:rPr>
+        <w:t>※</w:t>
+      </w:r>
       <w:r>
         <w:rPr>
           <w:rFonts w:ascii="ＭＳ 明朝" w:hAnsi="ＭＳ 明朝" w:asciiTheme="minorEastAsia" w:hAnsiTheme="minorEastAsia"/>
           <w:color w:val="auto"/>
         </w:rPr>
-        <w:t>を組み合わせたハイブリッド形式）</w:t>
-      </w:r>
-    </w:p>
-    <w:p>
-      <w:pPr>
-        <w:pStyle w:val="Normal"/>
-        <w:ind w:firstLine="1730"/>
-        <w:rPr>
-          <w:rFonts w:ascii="ＭＳ 明朝" w:hAnsi="ＭＳ 明朝" w:eastAsia="ＭＳ 明朝" w:asciiTheme="minorEastAsia" w:eastAsiaTheme="minorEastAsia" w:hAnsiTheme="minorEastAsia"/>
-          <w:color w:val="auto"/>
-        </w:rPr>
-      </w:pPr>
-      <w:r>
-        <w:rPr>
-          <w:rFonts w:ascii="ＭＳ 明朝" w:hAnsi="ＭＳ 明朝" w:asciiTheme="minorEastAsia" w:hAnsiTheme="minorEastAsia"/>
-          <w:color w:val="auto"/>
-        </w:rPr>
-        <w:t>（ACDR2026ウェビナー（URLは確定後に記載））</w:t>
-      </w:r>
-    </w:p>
-    <w:p>
-      <w:pPr>
-        <w:pStyle w:val="Normal"/>
-        <w:ind w:firstLine="1946"/>
-        <w:rPr>
-          <w:rFonts w:ascii="ＭＳ 明朝" w:hAnsi="ＭＳ 明朝" w:eastAsia="ＭＳ 明朝" w:asciiTheme="minorEastAsia" w:eastAsiaTheme="minorEastAsia" w:hAnsiTheme="minorEastAsia"/>
-          <w:color w:val="auto"/>
-        </w:rPr>
-      </w:pPr>
-      <w:r>
-        <w:rPr>
-          <w:rFonts w:eastAsia="ＭＳ 明朝" w:eastAsiaTheme="minorEastAsia"/>
-          <w:color w:val="auto"/>
-        </w:rPr>
-        <w:t>※</w:t>
-      </w:r>
-      <w:r>
-        <w:rPr>
-          <w:rFonts w:ascii="ＭＳ 明朝" w:hAnsi="ＭＳ 明朝" w:asciiTheme="minorEastAsia" w:hAnsiTheme="minorEastAsia"/>
-          <w:color w:val="auto"/>
-        </w:rPr>
         <w:t>上記リンクより参加をご登録ください。</w:t>
       </w:r>
-      <w:bookmarkEnd w:id="1"/>
+      <w:bookmarkEnd w:id="2"/>
     </w:p>
     <w:p>
       <w:pPr>
@@ -728,16 +670,14 @@
         <w:rPr>
           <w:rFonts w:ascii="ＭＳ 明朝" w:hAnsi="ＭＳ 明朝" w:eastAsia="ＭＳ 明朝" w:asciiTheme="minorEastAsia" w:eastAsiaTheme="minorEastAsia" w:hAnsiTheme="minorEastAsia"/>
           <w:color w:themeColor="text1" w:val="000000"/>
-          <w:lang w:eastAsia="zh-TW"/>
         </w:rPr>
       </w:pPr>
       <w:r>
         <w:rPr>
           <w:rFonts w:ascii="ＭＳ 明朝" w:hAnsi="ＭＳ 明朝" w:cs="ＭＳ ゴシック" w:asciiTheme="minorEastAsia" w:hAnsiTheme="minorEastAsia"/>
           <w:color w:themeColor="text1" w:val="000000"/>
-          <w:lang w:eastAsia="zh-TW"/>
-        </w:rPr>
-        <w:t>３　主　　催　　内閣府政策統括官（防災担当）、一般財団法人アジア防災センター</w:t>
+        </w:rPr>
+        <w:t>３　主　　催　　内閣府（防災担当）、一般財団法人アジア防災センター（ADRC）、</w:t>
       </w:r>
     </w:p>
     <w:p>
@@ -751,16 +691,14 @@
         <w:rPr>
           <w:rFonts w:ascii="ＭＳ 明朝" w:hAnsi="ＭＳ 明朝" w:eastAsia="ＭＳ 明朝" w:asciiTheme="minorEastAsia" w:eastAsiaTheme="minorEastAsia" w:hAnsiTheme="minorEastAsia"/>
           <w:color w:themeColor="text1" w:val="000000"/>
-          <w:lang w:eastAsia="zh-TW"/>
         </w:rPr>
       </w:pPr>
       <w:r>
         <w:rPr>
           <w:rFonts w:ascii="ＭＳ 明朝" w:hAnsi="ＭＳ 明朝" w:cs="ＭＳ ゴシック" w:asciiTheme="minorEastAsia" w:hAnsiTheme="minorEastAsia"/>
           <w:color w:themeColor="text1" w:val="000000"/>
-          <w:lang w:eastAsia="zh-TW"/>
-        </w:rPr>
-        <w:t xml:space="preserve">　　　　　　　　（SIDEX主催：COSEM（シンガポール民間防衛庁職員協同組合）、協力：シンガポール民間防衛庁（SCDF））</w:t>
+        </w:rPr>
+        <w:t xml:space="preserve">　　　　　　　　シンガポール民間防衛庁（SCDF）（共同ホスト）</w:t>
       </w:r>
     </w:p>
     <w:p>
@@ -781,28 +719,7 @@
           <w:rFonts w:ascii="ＭＳ 明朝" w:hAnsi="ＭＳ 明朝" w:cs="ＭＳ ゴシック" w:asciiTheme="minorEastAsia" w:hAnsiTheme="minorEastAsia"/>
           <w:color w:themeColor="text1" w:val="000000"/>
         </w:rPr>
-        <w:t>４　参 加 者</w:t>
-      </w:r>
-      <w:r>
-        <w:rPr>
-          <w:rFonts w:ascii="ＭＳ 明朝" w:hAnsi="ＭＳ 明朝" w:asciiTheme="minorEastAsia" w:hAnsiTheme="minorEastAsia"/>
-          <w:color w:themeColor="text1" w:val="000000"/>
-        </w:rPr>
-        <w:t>　　</w:t>
-      </w:r>
-      <w:r>
-        <w:rPr>
-          <w:rFonts w:eastAsia="ＭＳ 明朝" w:eastAsiaTheme="minorEastAsia"/>
-          <w:color w:themeColor="text1" w:val="000000"/>
-        </w:rPr>
-        <w:t>ADRC</w:t>
-      </w:r>
-      <w:r>
-        <w:rPr>
-          <w:rFonts w:ascii="ＭＳ 明朝" w:hAnsi="ＭＳ 明朝" w:asciiTheme="minorEastAsia" w:hAnsiTheme="minorEastAsia"/>
-          <w:color w:themeColor="text1" w:val="000000"/>
-        </w:rPr>
-        <w:t>のメンバー国政府の防災機関関係者、国連等関係機関防災担当者、</w:t>
+        <w:t xml:space="preserve">　　　　　　　　※SIDEX（主催：COSEM）との合同開催「SIDEX-ACDR2026」として実施</w:t>
       </w:r>
     </w:p>
     <w:p>
@@ -812,7 +729,7 @@
           <w:tab w:val="clear" w:pos="720"/>
           <w:tab w:val="left" w:pos="1100" w:leader="none"/>
         </w:tabs>
-        <w:ind w:firstLine="1730"/>
+        <w:ind w:hanging="1730" w:left="1730"/>
         <w:rPr>
           <w:rFonts w:ascii="ＭＳ 明朝" w:hAnsi="ＭＳ 明朝" w:eastAsia="ＭＳ 明朝" w:asciiTheme="minorEastAsia" w:eastAsiaTheme="minorEastAsia" w:hAnsiTheme="minorEastAsia"/>
           <w:color w:themeColor="text1" w:val="000000"/>
@@ -820,10 +737,31 @@
       </w:pPr>
       <w:r>
         <w:rPr>
+          <w:rFonts w:ascii="ＭＳ 明朝" w:hAnsi="ＭＳ 明朝" w:cs="ＭＳ ゴシック" w:asciiTheme="minorEastAsia" w:hAnsiTheme="minorEastAsia"/>
+          <w:color w:themeColor="text1" w:val="000000"/>
+        </w:rPr>
+        <w:t>４　参 加 者</w:t>
+      </w:r>
+      <w:r>
+        <w:rPr>
           <w:rFonts w:ascii="ＭＳ 明朝" w:hAnsi="ＭＳ 明朝" w:asciiTheme="minorEastAsia" w:hAnsiTheme="minorEastAsia"/>
           <w:color w:themeColor="text1" w:val="000000"/>
         </w:rPr>
-        <w:t>防災専門家等</w:t>
+        <w:t>　　</w:t>
+      </w:r>
+      <w:r>
+        <w:rPr>
+          <w:rFonts w:eastAsia="ＭＳ 明朝" w:eastAsiaTheme="minorEastAsia"/>
+          <w:color w:themeColor="text1" w:val="000000"/>
+        </w:rPr>
+        <w:t>ADRC</w:t>
+      </w:r>
+      <w:r>
+        <w:rPr>
+          <w:rFonts w:ascii="ＭＳ 明朝" w:hAnsi="ＭＳ 明朝" w:asciiTheme="minorEastAsia" w:hAnsiTheme="minorEastAsia"/>
+          <w:color w:themeColor="text1" w:val="000000"/>
+        </w:rPr>
+        <w:t>のメンバー国政府の防災関係者、国連等関係機関防災担当者、</w:t>
       </w:r>
     </w:p>
     <w:p>
@@ -833,7 +771,7 @@
           <w:tab w:val="clear" w:pos="720"/>
           <w:tab w:val="left" w:pos="1100" w:leader="none"/>
         </w:tabs>
-        <w:jc w:val="left"/>
+        <w:ind w:firstLine="32" w:left="1730"/>
         <w:rPr>
           <w:rFonts w:ascii="ＭＳ 明朝" w:hAnsi="ＭＳ 明朝" w:eastAsia="ＭＳ 明朝" w:asciiTheme="minorEastAsia" w:eastAsiaTheme="minorEastAsia" w:hAnsiTheme="minorEastAsia"/>
           <w:color w:themeColor="text1" w:val="000000"/>
@@ -841,6 +779,22 @@
       </w:pPr>
       <w:r>
         <w:rPr>
+          <w:rFonts w:ascii="ＭＳ 明朝" w:hAnsi="ＭＳ 明朝" w:asciiTheme="minorEastAsia" w:hAnsiTheme="minorEastAsia"/>
+          <w:color w:themeColor="text1" w:val="000000"/>
+        </w:rPr>
+        <w:t>防災専門家等</w:t>
+      </w:r>
+    </w:p>
+    <w:p>
+      <w:pPr>
+        <w:pStyle w:val="Normal"/>
+        <w:rPr>
+          <w:rFonts w:ascii="ＭＳ 明朝" w:hAnsi="ＭＳ 明朝" w:eastAsia="ＭＳ 明朝" w:cs="ＭＳ ゴシック" w:asciiTheme="minorEastAsia" w:eastAsiaTheme="minorEastAsia" w:hAnsiTheme="minorEastAsia"/>
+          <w:color w:themeColor="text1" w:val="000000"/>
+        </w:rPr>
+      </w:pPr>
+      <w:r>
+        <w:rPr>
           <w:rFonts w:ascii="ＭＳ 明朝" w:hAnsi="ＭＳ 明朝" w:cs="ＭＳ ゴシック" w:asciiTheme="minorEastAsia" w:hAnsiTheme="minorEastAsia"/>
           <w:color w:themeColor="text1" w:val="000000"/>
         </w:rPr>
@@ -878,7 +832,7 @@
           <w:rFonts w:ascii="ＭＳ 明朝" w:hAnsi="ＭＳ 明朝" w:cs="ＭＳ ゴシック" w:asciiTheme="minorEastAsia" w:hAnsiTheme="minorEastAsia"/>
           <w:color w:themeColor="text1" w:val="000000"/>
         </w:rPr>
-        <w:t>・合同開会式（SIDEX-ACDR2026）　シンガポール政府代表、日本政府代表　他</w:t>
+        <w:t>・合同開会式　　　シンガポール政府代表、日本政府代表　他</w:t>
       </w:r>
     </w:p>
     <w:p>
@@ -895,13 +849,13 @@
           <w:rFonts w:ascii="ＭＳ 明朝" w:hAnsi="ＭＳ 明朝" w:cs="ＭＳ ゴシック" w:asciiTheme="minorEastAsia" w:hAnsiTheme="minorEastAsia"/>
           <w:color w:themeColor="text1" w:val="000000"/>
         </w:rPr>
-        <w:t>・ACDR2026開会挨拶　日本政府代表、シンガポール民間防衛庁長官、アジア防災センター長</w:t>
-      </w:r>
-    </w:p>
-    <w:p>
-      <w:pPr>
-        <w:pStyle w:val="Normal"/>
-        <w:ind w:firstLine="432"/>
+        <w:t>・開会挨拶　　　　日本政府代表、シンガポール民間防衛庁長官、アジア防災センター長</w:t>
+      </w:r>
+    </w:p>
+    <w:p>
+      <w:pPr>
+        <w:pStyle w:val="Normal"/>
+        <w:ind w:hanging="1946" w:left="2378"/>
         <w:rPr>
           <w:rFonts w:ascii="ＭＳ 明朝" w:hAnsi="ＭＳ 明朝" w:eastAsia="ＭＳ 明朝" w:cs="ＭＳ ゴシック" w:asciiTheme="minorEastAsia" w:eastAsiaTheme="minorEastAsia" w:hAnsiTheme="minorEastAsia"/>
           <w:color w:themeColor="text1" w:val="000000"/>
@@ -918,7 +872,7 @@
     <w:p>
       <w:pPr>
         <w:pStyle w:val="Normal"/>
-        <w:ind w:hanging="1946" w:left="2378"/>
+        <w:ind w:hanging="1726" w:left="2156"/>
         <w:rPr>
           <w:rFonts w:ascii="ＭＳ 明朝" w:hAnsi="ＭＳ 明朝" w:eastAsia="ＭＳ 明朝" w:cs="ＭＳ ゴシック" w:asciiTheme="minorEastAsia" w:eastAsiaTheme="minorEastAsia" w:hAnsiTheme="minorEastAsia"/>
           <w:color w:themeColor="text1" w:val="000000"/>
@@ -964,6 +918,7 @@
         </w:rPr>
         <w:t>・ラウンドテーブル（第２部）　仙台防災枠組の実施状況と残る課題に関するメンバー国からの発表</w:t>
       </w:r>
+      <w:bookmarkEnd w:id="3"/>
     </w:p>
     <w:p>
       <w:pPr>
@@ -1036,7 +991,6 @@
     <w:p>
       <w:pPr>
         <w:pStyle w:val="Normal"/>
-        <w:ind w:hanging="1726" w:left="2156"/>
         <w:rPr>
           <w:rFonts w:ascii="ＭＳ 明朝" w:hAnsi="ＭＳ 明朝" w:eastAsia="ＭＳ 明朝" w:cs="ＭＳ ゴシック" w:asciiTheme="minorEastAsia" w:eastAsiaTheme="minorEastAsia" w:hAnsiTheme="minorEastAsia"/>
           <w:color w:themeColor="text1" w:val="000000"/>
@@ -1044,149 +998,116 @@
       </w:pPr>
       <w:r>
         <w:rPr>
+          <w:rFonts w:ascii="ＭＳ 明朝" w:hAnsi="ＭＳ 明朝" w:cs="ＭＳ ゴシック" w:asciiTheme="minorEastAsia" w:hAnsiTheme="minorEastAsia"/>
+          <w:color w:themeColor="text1" w:val="000000"/>
+        </w:rPr>
+        <w:t>６　使用言語　　英語</w:t>
+      </w:r>
+    </w:p>
+    <w:p>
+      <w:pPr>
+        <w:pStyle w:val="Normal"/>
+        <w:rPr>
+          <w:rFonts w:ascii="ＭＳ 明朝" w:hAnsi="ＭＳ 明朝" w:eastAsia="ＭＳ 明朝" w:cs="ＭＳ ゴシック" w:asciiTheme="minorEastAsia" w:eastAsiaTheme="minorEastAsia" w:hAnsiTheme="minorEastAsia"/>
+          <w:color w:themeColor="text1" w:val="000000"/>
+        </w:rPr>
+      </w:pPr>
+      <w:r>
+        <w:rPr>
+          <w:rFonts w:ascii="ＭＳ 明朝" w:hAnsi="ＭＳ 明朝" w:cs="ＭＳ ゴシック" w:asciiTheme="minorEastAsia" w:hAnsiTheme="minorEastAsia"/>
+          <w:color w:themeColor="text1" w:val="000000"/>
+        </w:rPr>
+        <w:t>７　Ｈ　　Ｐ　　https://acdr.adrc.asia/home/acdr2026</w:t>
+      </w:r>
+    </w:p>
+    <w:p>
+      <w:pPr>
+        <w:pStyle w:val="Normal"/>
+        <w:spacing w:lineRule="exact" w:line="200"/>
+        <w:rPr>
+          <w:rFonts w:ascii="ＭＳ 明朝" w:hAnsi="ＭＳ 明朝" w:eastAsia="ＭＳ 明朝" w:cs="ＭＳ ゴシック" w:asciiTheme="minorEastAsia" w:eastAsiaTheme="minorEastAsia" w:hAnsiTheme="minorEastAsia"/>
+          <w:color w:themeColor="text1" w:val="000000"/>
+        </w:rPr>
+      </w:pPr>
+      <w:r>
+        <w:rPr>
+          <w:rFonts w:ascii="ＭＳ 明朝" w:hAnsi="ＭＳ 明朝" w:cs="ＭＳ ゴシック" w:asciiTheme="minorEastAsia" w:hAnsiTheme="minorEastAsia"/>
+          <w:color w:themeColor="text1" w:val="000000"/>
+        </w:rPr>
+        <w:t>　</w:t>
+      </w:r>
+    </w:p>
+    <w:p>
+      <w:pPr>
+        <w:pStyle w:val="Normal"/>
+        <w:ind w:firstLine="216"/>
+        <w:rPr>
+          <w:rFonts w:ascii="ＭＳ 明朝" w:hAnsi="ＭＳ 明朝" w:eastAsia="ＭＳ 明朝" w:cs="ＭＳ ゴシック" w:asciiTheme="minorEastAsia" w:eastAsiaTheme="minorEastAsia" w:hAnsiTheme="minorEastAsia"/>
+          <w:color w:themeColor="text1" w:val="000000"/>
+        </w:rPr>
+      </w:pPr>
+      <w:r>
+        <w:rPr>
+          <w:rFonts w:ascii="ＭＳ 明朝" w:hAnsi="ＭＳ 明朝" w:cs="ＭＳ ゴシック" w:asciiTheme="minorEastAsia" w:hAnsiTheme="minorEastAsia"/>
+          <w:color w:themeColor="text1" w:val="000000"/>
+        </w:rPr>
+        <w:t>参考１：プログラム</w:t>
+      </w:r>
+    </w:p>
+    <w:p>
+      <w:pPr>
+        <w:pStyle w:val="Normal"/>
+        <w:ind w:firstLine="216"/>
+        <w:rPr>
+          <w:rFonts w:ascii="ＭＳ 明朝" w:hAnsi="ＭＳ 明朝" w:eastAsia="ＭＳ 明朝" w:cs="ＭＳ ゴシック" w:asciiTheme="minorEastAsia" w:eastAsiaTheme="minorEastAsia" w:hAnsiTheme="minorEastAsia"/>
+          <w:color w:themeColor="text1" w:val="000000"/>
+        </w:rPr>
+      </w:pPr>
+      <w:r>
+        <w:rPr>
+          <w:rFonts w:ascii="ＭＳ 明朝" w:hAnsi="ＭＳ 明朝" w:cs="ＭＳ ゴシック" w:asciiTheme="minorEastAsia" w:hAnsiTheme="minorEastAsia"/>
+          <w:color w:themeColor="text1" w:val="000000"/>
+        </w:rPr>
+        <w:t>参考２：過去のアジア防災会議開催地</w:t>
+      </w:r>
+    </w:p>
+    <w:p>
+      <w:pPr>
+        <w:pStyle w:val="Normal"/>
+        <w:rPr>
+          <w:rFonts w:ascii="ＭＳ 明朝" w:hAnsi="ＭＳ 明朝" w:eastAsia="ＭＳ 明朝" w:cs="ＭＳ ゴシック" w:asciiTheme="minorEastAsia" w:eastAsiaTheme="minorEastAsia" w:hAnsiTheme="minorEastAsia"/>
+        </w:rPr>
+      </w:pPr>
+      <w:r>
+        <w:rPr>
           <w:rFonts w:eastAsia="ＭＳ 明朝" w:cs="ＭＳ ゴシック" w:eastAsiaTheme="minorEastAsia"/>
-          <w:color w:themeColor="text1" w:val="000000"/>
-        </w:rPr>
-      </w:r>
-      <w:bookmarkEnd w:id="3"/>
+        </w:rPr>
+      </w:r>
     </w:p>
     <w:p>
       <w:pPr>
         <w:pStyle w:val="Normal"/>
         <w:rPr>
           <w:rFonts w:ascii="ＭＳ 明朝" w:hAnsi="ＭＳ 明朝" w:eastAsia="ＭＳ 明朝" w:cs="ＭＳ ゴシック" w:asciiTheme="minorEastAsia" w:eastAsiaTheme="minorEastAsia" w:hAnsiTheme="minorEastAsia"/>
-          <w:color w:themeColor="text1" w:val="000000"/>
-        </w:rPr>
-      </w:pPr>
-      <w:r>
-        <w:rPr>
-          <w:rFonts w:ascii="ＭＳ 明朝" w:hAnsi="ＭＳ 明朝" w:cs="ＭＳ ゴシック" w:asciiTheme="minorEastAsia" w:hAnsiTheme="minorEastAsia"/>
-          <w:color w:themeColor="text1" w:val="000000"/>
-        </w:rPr>
-        <w:t xml:space="preserve">６　使用言語　　英語　</w:t>
-      </w:r>
-    </w:p>
-    <w:p>
-      <w:pPr>
-        <w:pStyle w:val="Normal"/>
-        <w:jc w:val="left"/>
-        <w:rPr>
-          <w:rFonts w:ascii="ＭＳ 明朝" w:hAnsi="ＭＳ 明朝" w:eastAsia="ＭＳ 明朝" w:cs="ＭＳ ゴシック" w:asciiTheme="minorEastAsia" w:eastAsiaTheme="minorEastAsia" w:hAnsiTheme="minorEastAsia"/>
-          <w:color w:themeColor="text1" w:val="000000"/>
-        </w:rPr>
-      </w:pPr>
-      <w:r>
-        <w:rPr>
-          <w:rFonts w:ascii="ＭＳ 明朝" w:hAnsi="ＭＳ 明朝" w:cs="ＭＳ ゴシック" w:asciiTheme="minorEastAsia" w:hAnsiTheme="minorEastAsia"/>
-          <w:color w:themeColor="text1" w:val="000000"/>
-        </w:rPr>
-        <w:t>７　特設ＨＰ　　https://acdr.adrc.asia/home/acdr2026</w:t>
-      </w:r>
-    </w:p>
-    <w:p>
-      <w:pPr>
-        <w:pStyle w:val="Normal"/>
-        <w:spacing w:lineRule="exact" w:line="200"/>
-        <w:rPr>
-          <w:rFonts w:ascii="ＭＳ 明朝" w:hAnsi="ＭＳ 明朝" w:eastAsia="ＭＳ 明朝" w:cs="ＭＳ ゴシック" w:asciiTheme="minorEastAsia" w:eastAsiaTheme="minorEastAsia" w:hAnsiTheme="minorEastAsia"/>
-          <w:color w:themeColor="text1" w:val="000000"/>
-        </w:rPr>
-      </w:pPr>
-      <w:r>
-        <w:rPr>
-          <w:rFonts w:ascii="ＭＳ 明朝" w:hAnsi="ＭＳ 明朝" w:cs="ＭＳ ゴシック" w:asciiTheme="minorEastAsia" w:hAnsiTheme="minorEastAsia"/>
-          <w:color w:themeColor="text1" w:val="000000"/>
-        </w:rPr>
-        <w:t>　</w:t>
-      </w:r>
-    </w:p>
-    <w:p>
-      <w:pPr>
-        <w:pStyle w:val="Normal"/>
-        <w:ind w:firstLine="216"/>
-        <w:rPr>
-          <w:rFonts w:ascii="ＭＳ 明朝" w:hAnsi="ＭＳ 明朝" w:eastAsia="ＭＳ 明朝" w:cs="ＭＳ ゴシック" w:asciiTheme="minorEastAsia" w:eastAsiaTheme="minorEastAsia" w:hAnsiTheme="minorEastAsia"/>
-          <w:color w:themeColor="text1" w:val="000000"/>
-        </w:rPr>
-      </w:pPr>
-      <w:r>
-        <w:rPr>
-          <w:rFonts w:ascii="ＭＳ 明朝" w:hAnsi="ＭＳ 明朝" w:cs="ＭＳ ゴシック" w:asciiTheme="minorEastAsia" w:hAnsiTheme="minorEastAsia"/>
-          <w:color w:themeColor="text1" w:val="000000"/>
-        </w:rPr>
-        <w:t>参考１：プログラム</w:t>
-      </w:r>
-    </w:p>
-    <w:p>
-      <w:pPr>
-        <w:pStyle w:val="Normal"/>
-        <w:ind w:firstLine="216"/>
-        <w:rPr>
-          <w:rFonts w:ascii="ＭＳ 明朝" w:hAnsi="ＭＳ 明朝" w:eastAsia="ＭＳ 明朝" w:cs="ＭＳ ゴシック" w:asciiTheme="minorEastAsia" w:eastAsiaTheme="minorEastAsia" w:hAnsiTheme="minorEastAsia"/>
-          <w:color w:themeColor="text1" w:val="000000"/>
-        </w:rPr>
-      </w:pPr>
-      <w:r>
-        <w:rPr>
-          <w:rFonts w:ascii="ＭＳ 明朝" w:hAnsi="ＭＳ 明朝" w:cs="ＭＳ ゴシック" w:asciiTheme="minorEastAsia" w:hAnsiTheme="minorEastAsia"/>
-          <w:color w:themeColor="text1" w:val="000000"/>
-        </w:rPr>
-        <w:t>参考２：過去のアジア防災会議開催地</w:t>
-      </w:r>
-    </w:p>
-    <w:p>
-      <w:pPr>
-        <w:pStyle w:val="Normal"/>
-        <w:ind w:firstLine="216"/>
-        <w:rPr>
-          <w:rFonts w:ascii="ＭＳ 明朝" w:hAnsi="ＭＳ 明朝" w:eastAsia="ＭＳ 明朝" w:cs="ＭＳ ゴシック" w:asciiTheme="minorEastAsia" w:eastAsiaTheme="minorEastAsia" w:hAnsiTheme="minorEastAsia"/>
-          <w:color w:themeColor="text1" w:val="000000"/>
-        </w:rPr>
-      </w:pPr>
-      <w:r>
-        <w:rPr>
-          <w:rFonts w:ascii="ＭＳ 明朝" w:hAnsi="ＭＳ 明朝" w:cs="ＭＳ ゴシック" w:asciiTheme="minorEastAsia" w:hAnsiTheme="minorEastAsia"/>
-          <w:color w:themeColor="text1" w:val="000000"/>
-        </w:rPr>
-        <w:t>参考３：アジア防災センターメンバー国</w:t>
-      </w:r>
-    </w:p>
-    <w:p>
-      <w:pPr>
-        <w:pStyle w:val="Normal"/>
-        <w:rPr>
-          <w:rFonts w:ascii="ＭＳ 明朝" w:hAnsi="ＭＳ 明朝" w:eastAsia="ＭＳ 明朝" w:cs="ＭＳ ゴシック" w:asciiTheme="minorEastAsia" w:eastAsiaTheme="minorEastAsia" w:hAnsiTheme="minorEastAsia"/>
         </w:rPr>
       </w:pPr>
       <w:r>
         <w:rPr>
           <w:rFonts w:eastAsia="ＭＳ 明朝" w:cs="ＭＳ ゴシック" w:eastAsiaTheme="minorEastAsia"/>
         </w:rPr>
-      </w:r>
-    </w:p>
-    <w:p>
-      <w:pPr>
-        <w:pStyle w:val="Normal"/>
-        <w:rPr>
-          <w:rFonts w:ascii="ＭＳ 明朝" w:hAnsi="ＭＳ 明朝" w:eastAsia="ＭＳ 明朝" w:cs="ＭＳ ゴシック" w:asciiTheme="minorEastAsia" w:eastAsiaTheme="minorEastAsia" w:hAnsiTheme="minorEastAsia"/>
-          <w:b/>
-          <w:bCs/>
-        </w:rPr>
-      </w:pPr>
-      <w:r>
         <mc:AlternateContent>
           <mc:Choice Requires="wps">
             <w:drawing>
-              <wp:anchor behindDoc="0" distT="0" distB="19050" distL="0" distR="19050" simplePos="0" locked="0" layoutInCell="1" allowOverlap="1" relativeHeight="2" wp14:anchorId="174D4381">
+              <wp:anchor behindDoc="0" distT="0" distB="19050" distL="0" distR="28575" simplePos="0" locked="0" layoutInCell="1" allowOverlap="1" relativeHeight="2" wp14:anchorId="174D4381">
                 <wp:simplePos x="0" y="0"/>
                 <wp:positionH relativeFrom="column">
-                  <wp:posOffset>610235</wp:posOffset>
+                  <wp:posOffset>1543685</wp:posOffset>
                 </wp:positionH>
                 <wp:positionV relativeFrom="paragraph">
-                  <wp:posOffset>291465</wp:posOffset>
+                  <wp:posOffset>9525</wp:posOffset>
                 </wp:positionV>
-                <wp:extent cx="4305300" cy="1428750"/>
-                <wp:effectExtent l="5080" t="5080" r="5080" b="5080"/>
+                <wp:extent cx="4162425" cy="1428750"/>
+                <wp:effectExtent l="5715" t="5080" r="4445" b="5080"/>
                 <wp:wrapNone/>
                 <wp:docPr id="1" name="正方形/長方形 4"/>
                 <a:graphic xmlns:a="http://schemas.openxmlformats.org/drawingml/2006/main">
@@ -1196,7 +1117,7 @@
                       <wps:spPr>
                         <a:xfrm>
                           <a:off x="0" y="0"/>
-                          <a:ext cx="4305240" cy="1428840"/>
+                          <a:ext cx="4162320" cy="1428840"/>
                         </a:xfrm>
                         <a:prstGeom prst="rect">
                           <a:avLst/>
@@ -1264,10 +1185,17 @@
                             </w:pPr>
                             <w:r>
                               <w:rPr>
+                                <w:rFonts w:eastAsia="ＭＳ 明朝" w:cs="Arial" w:eastAsiaTheme="minorEastAsia"/>
+                                <w:color w:themeColor="text1" w:val="000000"/>
+                              </w:rPr>
+                              <w:t xml:space="preserve">ACDR2026事務局（一般財団法人アジア防災センター）</w:t>
+                            </w:r>
+                            <w:r>
+                              <w:rPr>
                                 <w:rFonts w:ascii="ＭＳ 明朝" w:hAnsi="ＭＳ 明朝" w:cs="Arial" w:asciiTheme="minorEastAsia" w:hAnsiTheme="minorEastAsia"/>
                                 <w:color w:themeColor="text1" w:val="000000"/>
                               </w:rPr>
-                              <w:t>一般財団法人アジア防災センター</w:t>
+                              <w:t/>
                             </w:r>
                           </w:p>
                           <w:p>
@@ -1276,101 +1204,7 @@
                               <w:widowControl/>
                               <w:overflowPunct w:val="false"/>
                               <w:spacing w:lineRule="exact" w:line="260"/>
-                              <w:ind w:firstLine="432"/>
-                              <w:jc w:val="left"/>
-                              <w:textAlignment w:val="auto"/>
-                              <w:rPr>
-                                <w:rFonts w:ascii="ＭＳ 明朝" w:hAnsi="ＭＳ 明朝" w:eastAsia="ＭＳ 明朝" w:cs="Arial" w:asciiTheme="minorEastAsia" w:eastAsiaTheme="minorEastAsia" w:hAnsiTheme="minorEastAsia"/>
-                                <w:color w:themeColor="text1" w:val="000000"/>
-                                <w:lang w:eastAsia="zh-TW"/>
-                              </w:rPr>
-                            </w:pPr>
-                            <w:r>
-                              <w:rPr>
-                                <w:rFonts w:ascii="ＭＳ 明朝" w:hAnsi="ＭＳ 明朝" w:cs="Arial" w:asciiTheme="minorEastAsia" w:hAnsiTheme="minorEastAsia"/>
-                                <w:color w:themeColor="text1" w:val="000000"/>
-                                <w:lang w:eastAsia="zh-TW"/>
-                              </w:rPr>
-                              <w:t>担 当：荒木田、池田</w:t>
-                            </w:r>
-                            <w:r>
-                              <w:rPr>
-                                <w:rFonts w:eastAsia="ＭＳ 明朝" w:cs="Arial" w:eastAsiaTheme="minorEastAsia"/>
-                                <w:color w:themeColor="text1" w:val="000000"/>
-                                <w:lang w:eastAsia="zh-TW"/>
-                              </w:rPr>
-                              <w:br/>
-                            </w:r>
-                            <w:r>
-                              <w:rPr>
-                                <w:rFonts w:ascii="ＭＳ 明朝" w:hAnsi="ＭＳ 明朝" w:cs="Arial" w:asciiTheme="minorEastAsia" w:hAnsiTheme="minorEastAsia"/>
-                                <w:color w:themeColor="text1" w:val="000000"/>
-                                <w:lang w:eastAsia="zh-TW"/>
-                              </w:rPr>
-                              <w:t xml:space="preserve">　　住 所：神戸市中央区脇浜海岸通１－５－２　東館５階 </w:t>
-                            </w:r>
-                            <w:r>
-                              <w:rPr>
-                                <w:rFonts w:eastAsia="ＭＳ 明朝" w:cs="Arial" w:eastAsiaTheme="minorEastAsia"/>
-                                <w:color w:themeColor="text1" w:val="000000"/>
-                                <w:lang w:eastAsia="zh-TW"/>
-                              </w:rPr>
-                              <w:br/>
-                            </w:r>
-                            <w:r>
-                              <w:rPr>
-                                <w:rFonts w:ascii="ＭＳ 明朝" w:hAnsi="ＭＳ 明朝" w:cs="Arial" w:asciiTheme="minorEastAsia" w:hAnsiTheme="minorEastAsia"/>
-                                <w:color w:themeColor="text1" w:val="000000"/>
-                                <w:lang w:eastAsia="zh-TW"/>
-                              </w:rPr>
-                              <w:t>　　</w:t>
-                            </w:r>
-                            <w:r>
-                              <w:rPr>
-                                <w:rFonts w:eastAsia="ＭＳ 明朝" w:cs="Arial" w:eastAsiaTheme="minorEastAsia"/>
-                                <w:color w:themeColor="text1" w:val="000000"/>
-                                <w:lang w:eastAsia="zh-TW"/>
-                              </w:rPr>
-                              <w:t>E-mail</w:t>
-                            </w:r>
-                            <w:r>
-                              <w:rPr>
-                                <w:rFonts w:ascii="ＭＳ 明朝" w:hAnsi="ＭＳ 明朝" w:cs="Arial" w:asciiTheme="minorEastAsia" w:hAnsiTheme="minorEastAsia"/>
-                                <w:color w:themeColor="text1" w:val="000000"/>
-                                <w:lang w:eastAsia="zh-TW"/>
-                              </w:rPr>
-                              <w:t>：</w:t>
-                            </w:r>
-                            <w:r>
-                              <w:rPr>
-                                <w:rFonts w:eastAsia="ＭＳ 明朝" w:cs="Arial" w:eastAsiaTheme="minorEastAsia"/>
-                                <w:lang w:eastAsia="zh-TW"/>
-                              </w:rPr>
-                              <w:t>ma-arakida@adrc.asia/mi</w:t>
-                            </w:r>
-                            <w:r>
-                              <w:rPr>
-                                <w:rFonts w:eastAsia="ＭＳ 明朝" w:cs="Arial" w:eastAsiaTheme="minorEastAsia"/>
-                                <w:color w:themeColor="text1" w:val="000000"/>
-                                <w:lang w:eastAsia="zh-TW"/>
-                              </w:rPr>
-                              <w:t>-ikeda</w:t>
-                            </w:r>
-                            <w:r>
-                              <w:rPr>
-                                <w:rFonts w:eastAsia="ＭＳ 明朝" w:cs="Arial" w:eastAsiaTheme="minorEastAsia"/>
-                                <w:lang w:eastAsia="zh-TW"/>
-                              </w:rPr>
-                              <w:t>@adrc.asia</w:t>
-                            </w:r>
-                          </w:p>
-                          <w:p>
-                            <w:pPr>
-                              <w:pStyle w:val="FrameContents"/>
-                              <w:widowControl/>
-                              <w:overflowPunct w:val="false"/>
-                              <w:spacing w:lineRule="exact" w:line="260"/>
-                              <w:ind w:firstLine="432"/>
+                              <w:ind w:firstLine="216"/>
                               <w:jc w:val="left"/>
                               <w:textAlignment w:val="auto"/>
                               <w:rPr>
@@ -1383,30 +1217,68 @@
                                 <w:rFonts w:ascii="ＭＳ 明朝" w:hAnsi="ＭＳ 明朝" w:cs="Arial" w:asciiTheme="minorEastAsia" w:hAnsiTheme="minorEastAsia"/>
                                 <w:color w:themeColor="text1" w:val="000000"/>
                               </w:rPr>
-                              <w:t>特設ウェブサイト</w:t>
+                              <w:t xml:space="preserve">担 当：荒木田　住 所：神戸市中央区脇浜海岸通１－５－２　東館５階 　E-mail：ma-arakida@adrc.asia</w:t>
                             </w:r>
                             <w:r>
                               <w:rPr>
                                 <w:rFonts w:eastAsia="ＭＳ 明朝" w:cs="Arial" w:eastAsiaTheme="minorEastAsia"/>
                                 <w:color w:themeColor="text1" w:val="000000"/>
                               </w:rPr>
-                              <w:t xml:space="preserve">: </w:t>
+                              <w:br/>
                             </w:r>
-                            <w:hyperlink r:id="rId5">
-                              <w:r>
-                                <w:rPr>
-                                  <w:rStyle w:val="Hyperlink"/>
-                                  <w:rFonts w:eastAsia="ＭＳ 明朝" w:cs="ＭＳ ゴシック" w:eastAsiaTheme="minorEastAsia"/>
-                                </w:rPr>
-                                <w:t>https://acdr.adrc.asia/home/acdr2026</w:t>
-                              </w:r>
-                            </w:hyperlink>
+                            <w:r>
+                              <w:rPr>
+                                <w:rFonts w:ascii="ＭＳ 明朝" w:hAnsi="ＭＳ 明朝" w:cs="Arial" w:asciiTheme="minorEastAsia" w:hAnsiTheme="minorEastAsia"/>
+                                <w:color w:themeColor="text1" w:val="000000"/>
+                              </w:rPr>
+                              <w:t xml:space="preserve"/>
+                            </w:r>
                             <w:r>
                               <w:rPr>
                                 <w:rFonts w:eastAsia="ＭＳ 明朝" w:cs="Arial" w:eastAsiaTheme="minorEastAsia"/>
                                 <w:color w:themeColor="text1" w:val="000000"/>
                               </w:rPr>
-                              <w:t xml:space="preserve"> </w:t>
+                              <w:br/>
+                            </w:r>
+                            <w:r>
+                              <w:rPr>
+                                <w:rFonts w:ascii="ＭＳ 明朝" w:hAnsi="ＭＳ 明朝" w:cs="Arial" w:asciiTheme="minorEastAsia" w:hAnsiTheme="minorEastAsia"/>
+                                <w:color w:themeColor="text1" w:val="000000"/>
+                              </w:rPr>
+                              <w:t/>
+                            </w:r>
+                            <w:r>
+                              <w:rPr>
+                                <w:rFonts w:eastAsia="ＭＳ 明朝" w:cs="Arial" w:eastAsiaTheme="minorEastAsia"/>
+                                <w:color w:themeColor="text1" w:val="000000"/>
+                              </w:rPr>
+                              <w:t/>
+                            </w:r>
+                            <w:r>
+                              <w:rPr>
+                                <w:rFonts w:ascii="ＭＳ 明朝" w:hAnsi="ＭＳ 明朝" w:cs="Arial" w:asciiTheme="minorEastAsia" w:hAnsiTheme="minorEastAsia"/>
+                                <w:color w:themeColor="text1" w:val="000000"/>
+                              </w:rPr>
+                              <w:t/>
+                            </w:r>
+                            <w:r>
+                              <w:rPr>
+                                <w:rFonts w:eastAsia="ＭＳ 明朝" w:cs="Arial" w:eastAsiaTheme="minorEastAsia"/>
+                              </w:rPr>
+                              <w:t/>
+                            </w:r>
+                            <w:r>
+                              <w:rPr>
+                                <w:rFonts w:eastAsia="ＭＳ 明朝" w:cs="Arial" w:eastAsiaTheme="minorEastAsia"/>
+                                <w:color w:themeColor="text1" w:val="000000"/>
+                              </w:rPr>
+                              <w:t/>
+                            </w:r>
+                            <w:r>
+                              <w:rPr>
+                                <w:rFonts w:eastAsia="ＭＳ 明朝" w:cs="Arial" w:eastAsiaTheme="minorEastAsia"/>
+                              </w:rPr>
+                              <w:t/>
                             </w:r>
                           </w:p>
                           <w:p>
@@ -1415,7 +1287,54 @@
                               <w:widowControl/>
                               <w:overflowPunct w:val="false"/>
                               <w:spacing w:lineRule="exact" w:line="260"/>
-                              <w:ind w:firstLine="432"/>
+                              <w:ind w:firstLine="216"/>
+                              <w:jc w:val="left"/>
+                              <w:textAlignment w:val="auto"/>
+                              <w:rPr>
+                                <w:rFonts w:ascii="ＭＳ 明朝" w:hAnsi="ＭＳ 明朝" w:eastAsia="ＭＳ 明朝" w:cs="Arial" w:asciiTheme="minorEastAsia" w:eastAsiaTheme="minorEastAsia" w:hAnsiTheme="minorEastAsia"/>
+                                <w:color w:themeColor="text1" w:val="000000"/>
+                              </w:rPr>
+                            </w:pPr>
+                            <w:r>
+                              <w:rPr>
+                                <w:rFonts w:ascii="ＭＳ 明朝" w:hAnsi="ＭＳ 明朝" w:cs="Arial" w:asciiTheme="minorEastAsia" w:hAnsiTheme="minorEastAsia"/>
+                                <w:color w:themeColor="text1" w:val="000000"/>
+                              </w:rPr>
+                              <w:t xml:space="preserve">特設ウェブサイト: https://acdr.adrc.asia/home/acdr2026 </w:t>
+                            </w:r>
+                            <w:r>
+                              <w:rPr>
+                                <w:rFonts w:eastAsia="ＭＳ 明朝" w:cs="Arial" w:eastAsiaTheme="minorEastAsia"/>
+                                <w:color w:themeColor="text1" w:val="000000"/>
+                              </w:rPr>
+                              <w:t xml:space="preserve"/>
+                            </w:r>
+                            <w:hyperlink r:id="rId2">
+                              <w:r>
+                                <w:rPr>
+                                  <w:rStyle w:val="Hyperlink"/>
+                                  <w:rFonts w:eastAsia="ＭＳ 明朝" w:cs="Arial" w:eastAsiaTheme="minorEastAsia"/>
+                                  <w:color w:themeColor="text1" w:val="000000"/>
+                                  <w:u w:val="none"/>
+                                </w:rPr>
+                                <w:t/>
+                              </w:r>
+                            </w:hyperlink>
+                            <w:r>
+                              <w:rPr>
+                                <w:rFonts w:eastAsia="ＭＳ 明朝" w:cs="Arial" w:eastAsiaTheme="minorEastAsia"/>
+                                <w:color w:themeColor="text1" w:val="000000"/>
+                              </w:rPr>
+                              <w:t xml:space="preserve"/>
+                            </w:r>
+                          </w:p>
+                          <w:p>
+                            <w:pPr>
+                              <w:pStyle w:val="FrameContents"/>
+                              <w:widowControl/>
+                              <w:overflowPunct w:val="false"/>
+                              <w:spacing w:lineRule="exact" w:line="260"/>
+                              <w:ind w:firstLine="216"/>
                               <w:jc w:val="left"/>
                               <w:textAlignment w:val="auto"/>
                               <w:rPr>
@@ -1444,7 +1363,7 @@
                               <w:widowControl/>
                               <w:overflowPunct w:val="false"/>
                               <w:spacing w:lineRule="exact" w:line="260"/>
-                              <w:ind w:firstLine="432"/>
+                              <w:ind w:firstLine="216"/>
                               <w:jc w:val="left"/>
                               <w:textAlignment w:val="auto"/>
                               <w:rPr>
@@ -1481,7 +1400,7 @@
           </mc:Choice>
           <mc:Fallback>
             <w:pict>
-              <v:rect id="shape_0" ID="正方形/長方形 4" path="m0,0l-2147483645,0l-2147483645,-2147483646l0,-2147483646xe" stroked="t" o:allowincell="f" style="position:absolute;margin-left:48.05pt;margin-top:22.95pt;width:338.95pt;height:112.45pt;mso-wrap-style:square;v-text-anchor:middle" wp14:anchorId="174D4381">
+              <v:rect id="shape_0" ID="正方形/長方形 4" path="m0,0l-2147483645,0l-2147483645,-2147483646l0,-2147483646xe" stroked="t" o:allowincell="f" style="position:absolute;margin-left:121.55pt;margin-top:0.75pt;width:327.7pt;height:112.45pt;mso-wrap-style:square;v-text-anchor:middle" wp14:anchorId="174D4381">
                 <v:fill o:detectmouseclick="t" on="false"/>
                 <v:stroke color="black" weight="9360" joinstyle="round" endcap="flat"/>
                 <v:textbox>
@@ -1525,10 +1444,17 @@
                       </w:pPr>
                       <w:r>
                         <w:rPr>
+                          <w:rFonts w:eastAsia="ＭＳ 明朝" w:cs="Arial" w:eastAsiaTheme="minorEastAsia"/>
+                          <w:color w:themeColor="text1" w:val="000000"/>
+                        </w:rPr>
+                        <w:t xml:space="preserve">ACDR2026事務局（一般財団法人アジア防災センター）</w:t>
+                      </w:r>
+                      <w:r>
+                        <w:rPr>
                           <w:rFonts w:ascii="ＭＳ 明朝" w:hAnsi="ＭＳ 明朝" w:cs="Arial" w:asciiTheme="minorEastAsia" w:hAnsiTheme="minorEastAsia"/>
                           <w:color w:themeColor="text1" w:val="000000"/>
                         </w:rPr>
-                        <w:t>一般財団法人アジア防災センター</w:t>
+                        <w:t/>
                       </w:r>
                     </w:p>
                     <w:p>
@@ -1537,101 +1463,7 @@
                         <w:widowControl/>
                         <w:overflowPunct w:val="false"/>
                         <w:spacing w:lineRule="exact" w:line="260"/>
-                        <w:ind w:firstLine="432"/>
-                        <w:jc w:val="left"/>
-                        <w:textAlignment w:val="auto"/>
-                        <w:rPr>
-                          <w:rFonts w:ascii="ＭＳ 明朝" w:hAnsi="ＭＳ 明朝" w:eastAsia="ＭＳ 明朝" w:cs="Arial" w:asciiTheme="minorEastAsia" w:eastAsiaTheme="minorEastAsia" w:hAnsiTheme="minorEastAsia"/>
-                          <w:color w:themeColor="text1" w:val="000000"/>
-                          <w:lang w:eastAsia="zh-TW"/>
-                        </w:rPr>
-                      </w:pPr>
-                      <w:r>
-                        <w:rPr>
-                          <w:rFonts w:ascii="ＭＳ 明朝" w:hAnsi="ＭＳ 明朝" w:cs="Arial" w:asciiTheme="minorEastAsia" w:hAnsiTheme="minorEastAsia"/>
-                          <w:color w:themeColor="text1" w:val="000000"/>
-                          <w:lang w:eastAsia="zh-TW"/>
-                        </w:rPr>
-                        <w:t>担 当：荒木田、池田</w:t>
-                      </w:r>
-                      <w:r>
-                        <w:rPr>
-                          <w:rFonts w:eastAsia="ＭＳ 明朝" w:cs="Arial" w:eastAsiaTheme="minorEastAsia"/>
-                          <w:color w:themeColor="text1" w:val="000000"/>
-                          <w:lang w:eastAsia="zh-TW"/>
-                        </w:rPr>
-                        <w:br/>
-                      </w:r>
-                      <w:r>
-                        <w:rPr>
-                          <w:rFonts w:ascii="ＭＳ 明朝" w:hAnsi="ＭＳ 明朝" w:cs="Arial" w:asciiTheme="minorEastAsia" w:hAnsiTheme="minorEastAsia"/>
-                          <w:color w:themeColor="text1" w:val="000000"/>
-                          <w:lang w:eastAsia="zh-TW"/>
-                        </w:rPr>
-                        <w:t xml:space="preserve">　　住 所：神戸市中央区脇浜海岸通１－５－２　東館５階 </w:t>
-                      </w:r>
-                      <w:r>
-                        <w:rPr>
-                          <w:rFonts w:eastAsia="ＭＳ 明朝" w:cs="Arial" w:eastAsiaTheme="minorEastAsia"/>
-                          <w:color w:themeColor="text1" w:val="000000"/>
-                          <w:lang w:eastAsia="zh-TW"/>
-                        </w:rPr>
-                        <w:br/>
-                      </w:r>
-                      <w:r>
-                        <w:rPr>
-                          <w:rFonts w:ascii="ＭＳ 明朝" w:hAnsi="ＭＳ 明朝" w:cs="Arial" w:asciiTheme="minorEastAsia" w:hAnsiTheme="minorEastAsia"/>
-                          <w:color w:themeColor="text1" w:val="000000"/>
-                          <w:lang w:eastAsia="zh-TW"/>
-                        </w:rPr>
-                        <w:t>　　</w:t>
-                      </w:r>
-                      <w:r>
-                        <w:rPr>
-                          <w:rFonts w:eastAsia="ＭＳ 明朝" w:cs="Arial" w:eastAsiaTheme="minorEastAsia"/>
-                          <w:color w:themeColor="text1" w:val="000000"/>
-                          <w:lang w:eastAsia="zh-TW"/>
-                        </w:rPr>
-                        <w:t>E-mail</w:t>
-                      </w:r>
-                      <w:r>
-                        <w:rPr>
-                          <w:rFonts w:ascii="ＭＳ 明朝" w:hAnsi="ＭＳ 明朝" w:cs="Arial" w:asciiTheme="minorEastAsia" w:hAnsiTheme="minorEastAsia"/>
-                          <w:color w:themeColor="text1" w:val="000000"/>
-                          <w:lang w:eastAsia="zh-TW"/>
-                        </w:rPr>
-                        <w:t>：</w:t>
-                      </w:r>
-                      <w:r>
-                        <w:rPr>
-                          <w:rFonts w:eastAsia="ＭＳ 明朝" w:cs="Arial" w:eastAsiaTheme="minorEastAsia"/>
-                          <w:lang w:eastAsia="zh-TW"/>
-                        </w:rPr>
-                        <w:t>ma-arakida@adrc.asia/mi</w:t>
-                      </w:r>
-                      <w:r>
-                        <w:rPr>
-                          <w:rFonts w:eastAsia="ＭＳ 明朝" w:cs="Arial" w:eastAsiaTheme="minorEastAsia"/>
-                          <w:color w:themeColor="text1" w:val="000000"/>
-                          <w:lang w:eastAsia="zh-TW"/>
-                        </w:rPr>
-                        <w:t>-ikeda</w:t>
-                      </w:r>
-                      <w:r>
-                        <w:rPr>
-                          <w:rFonts w:eastAsia="ＭＳ 明朝" w:cs="Arial" w:eastAsiaTheme="minorEastAsia"/>
-                          <w:lang w:eastAsia="zh-TW"/>
-                        </w:rPr>
-                        <w:t>@adrc.asia</w:t>
-                      </w:r>
-                    </w:p>
-                    <w:p>
-                      <w:pPr>
-                        <w:pStyle w:val="FrameContents"/>
-                        <w:widowControl/>
-                        <w:overflowPunct w:val="false"/>
-                        <w:spacing w:lineRule="exact" w:line="260"/>
-                        <w:ind w:firstLine="432"/>
+                        <w:ind w:firstLine="216"/>
                         <w:jc w:val="left"/>
                         <w:textAlignment w:val="auto"/>
                         <w:rPr>
@@ -1644,30 +1476,68 @@
                           <w:rFonts w:ascii="ＭＳ 明朝" w:hAnsi="ＭＳ 明朝" w:cs="Arial" w:asciiTheme="minorEastAsia" w:hAnsiTheme="minorEastAsia"/>
                           <w:color w:themeColor="text1" w:val="000000"/>
                         </w:rPr>
-                        <w:t>特設ウェブサイト</w:t>
+                        <w:t xml:space="preserve">担 当：荒木田　住 所：神戸市中央区脇浜海岸通１－５－２　東館５階 　E-mail：ma-arakida@adrc.asia</w:t>
                       </w:r>
                       <w:r>
                         <w:rPr>
                           <w:rFonts w:eastAsia="ＭＳ 明朝" w:cs="Arial" w:eastAsiaTheme="minorEastAsia"/>
                           <w:color w:themeColor="text1" w:val="000000"/>
                         </w:rPr>
-                        <w:t xml:space="preserve">: </w:t>
+                        <w:br/>
                       </w:r>
-                      <w:hyperlink r:id="rId6">
-                        <w:r>
-                          <w:rPr>
-                            <w:rStyle w:val="Hyperlink"/>
-                            <w:rFonts w:eastAsia="ＭＳ 明朝" w:cs="ＭＳ ゴシック" w:eastAsiaTheme="minorEastAsia"/>
-                          </w:rPr>
-                          <w:t>https://acdr.adrc.asia/home/acdr2026</w:t>
-                        </w:r>
-                      </w:hyperlink>
+                      <w:r>
+                        <w:rPr>
+                          <w:rFonts w:ascii="ＭＳ 明朝" w:hAnsi="ＭＳ 明朝" w:cs="Arial" w:asciiTheme="minorEastAsia" w:hAnsiTheme="minorEastAsia"/>
+                          <w:color w:themeColor="text1" w:val="000000"/>
+                        </w:rPr>
+                        <w:t xml:space="preserve"/>
+                      </w:r>
                       <w:r>
                         <w:rPr>
                           <w:rFonts w:eastAsia="ＭＳ 明朝" w:cs="Arial" w:eastAsiaTheme="minorEastAsia"/>
                           <w:color w:themeColor="text1" w:val="000000"/>
                         </w:rPr>
-                        <w:t xml:space="preserve"> </w:t>
+                        <w:br/>
+                      </w:r>
+                      <w:r>
+                        <w:rPr>
+                          <w:rFonts w:ascii="ＭＳ 明朝" w:hAnsi="ＭＳ 明朝" w:cs="Arial" w:asciiTheme="minorEastAsia" w:hAnsiTheme="minorEastAsia"/>
+                          <w:color w:themeColor="text1" w:val="000000"/>
+                        </w:rPr>
+                        <w:t/>
+                      </w:r>
+                      <w:r>
+                        <w:rPr>
+                          <w:rFonts w:eastAsia="ＭＳ 明朝" w:cs="Arial" w:eastAsiaTheme="minorEastAsia"/>
+                          <w:color w:themeColor="text1" w:val="000000"/>
+                        </w:rPr>
+                        <w:t/>
+                      </w:r>
+                      <w:r>
+                        <w:rPr>
+                          <w:rFonts w:ascii="ＭＳ 明朝" w:hAnsi="ＭＳ 明朝" w:cs="Arial" w:asciiTheme="minorEastAsia" w:hAnsiTheme="minorEastAsia"/>
+                          <w:color w:themeColor="text1" w:val="000000"/>
+                        </w:rPr>
+                        <w:t/>
+                      </w:r>
+                      <w:r>
+                        <w:rPr>
+                          <w:rFonts w:eastAsia="ＭＳ 明朝" w:cs="Arial" w:eastAsiaTheme="minorEastAsia"/>
+                        </w:rPr>
+                        <w:t/>
+                      </w:r>
+                      <w:r>
+                        <w:rPr>
+                          <w:rFonts w:eastAsia="ＭＳ 明朝" w:cs="Arial" w:eastAsiaTheme="minorEastAsia"/>
+                          <w:color w:themeColor="text1" w:val="000000"/>
+                        </w:rPr>
+                        <w:t/>
+                      </w:r>
+                      <w:r>
+                        <w:rPr>
+                          <w:rFonts w:eastAsia="ＭＳ 明朝" w:cs="Arial" w:eastAsiaTheme="minorEastAsia"/>
+                        </w:rPr>
+                        <w:t/>
                       </w:r>
                     </w:p>
                     <w:p>
@@ -1676,7 +1546,54 @@
                         <w:widowControl/>
                         <w:overflowPunct w:val="false"/>
                         <w:spacing w:lineRule="exact" w:line="260"/>
-                        <w:ind w:firstLine="432"/>
+                        <w:ind w:firstLine="216"/>
+                        <w:jc w:val="left"/>
+                        <w:textAlignment w:val="auto"/>
+                        <w:rPr>
+                          <w:rFonts w:ascii="ＭＳ 明朝" w:hAnsi="ＭＳ 明朝" w:eastAsia="ＭＳ 明朝" w:cs="Arial" w:asciiTheme="minorEastAsia" w:eastAsiaTheme="minorEastAsia" w:hAnsiTheme="minorEastAsia"/>
+                          <w:color w:themeColor="text1" w:val="000000"/>
+                        </w:rPr>
+                      </w:pPr>
+                      <w:r>
+                        <w:rPr>
+                          <w:rFonts w:ascii="ＭＳ 明朝" w:hAnsi="ＭＳ 明朝" w:cs="Arial" w:asciiTheme="minorEastAsia" w:hAnsiTheme="minorEastAsia"/>
+                          <w:color w:themeColor="text1" w:val="000000"/>
+                        </w:rPr>
+                        <w:t xml:space="preserve">特設ウェブサイト: https://acdr.adrc.asia/home/acdr2026 </w:t>
+                      </w:r>
+                      <w:r>
+                        <w:rPr>
+                          <w:rFonts w:eastAsia="ＭＳ 明朝" w:cs="Arial" w:eastAsiaTheme="minorEastAsia"/>
+                          <w:color w:themeColor="text1" w:val="000000"/>
+                        </w:rPr>
+                        <w:t xml:space="preserve"/>
+                      </w:r>
+                      <w:hyperlink r:id="rId3">
+                        <w:r>
+                          <w:rPr>
+                            <w:rStyle w:val="Hyperlink"/>
+                            <w:rFonts w:eastAsia="ＭＳ 明朝" w:cs="Arial" w:eastAsiaTheme="minorEastAsia"/>
+                            <w:color w:themeColor="text1" w:val="000000"/>
+                            <w:u w:val="none"/>
+                          </w:rPr>
+                          <w:t/>
+                        </w:r>
+                      </w:hyperlink>
+                      <w:r>
+                        <w:rPr>
+                          <w:rFonts w:eastAsia="ＭＳ 明朝" w:cs="Arial" w:eastAsiaTheme="minorEastAsia"/>
+                          <w:color w:themeColor="text1" w:val="000000"/>
+                        </w:rPr>
+                        <w:t xml:space="preserve"/>
+                      </w:r>
+                    </w:p>
+                    <w:p>
+                      <w:pPr>
+                        <w:pStyle w:val="FrameContents"/>
+                        <w:widowControl/>
+                        <w:overflowPunct w:val="false"/>
+                        <w:spacing w:lineRule="exact" w:line="260"/>
+                        <w:ind w:firstLine="216"/>
                         <w:jc w:val="left"/>
                         <w:textAlignment w:val="auto"/>
                         <w:rPr>
@@ -1705,7 +1622,7 @@
                         <w:widowControl/>
                         <w:overflowPunct w:val="false"/>
                         <w:spacing w:lineRule="exact" w:line="260"/>
-                        <w:ind w:firstLine="432"/>
+                        <w:ind w:firstLine="216"/>
                         <w:jc w:val="left"/>
                         <w:textAlignment w:val="auto"/>
                         <w:rPr>
@@ -1736,51 +1653,53 @@
           </mc:Fallback>
         </mc:AlternateContent>
       </w:r>
+    </w:p>
+    <w:p>
+      <w:pPr>
+        <w:pStyle w:val="Normal"/>
+        <w:rPr>
+          <w:rFonts w:ascii="ＭＳ 明朝" w:hAnsi="ＭＳ 明朝" w:eastAsia="ＭＳ 明朝" w:cs="ＭＳ ゴシック" w:asciiTheme="minorEastAsia" w:eastAsiaTheme="minorEastAsia" w:hAnsiTheme="minorEastAsia"/>
+        </w:rPr>
+      </w:pPr>
       <w:r>
         <w:rPr>
           <w:rFonts w:eastAsia="ＭＳ 明朝" w:cs="ＭＳ ゴシック" w:eastAsiaTheme="minorEastAsia"/>
-          <w:b/>
+        </w:rPr>
+      </w:r>
+    </w:p>
+    <w:p>
+      <w:pPr>
+        <w:pStyle w:val="Normal"/>
+        <w:jc w:val="center"/>
+        <w:rPr>
+          <w:rFonts w:cs="Times New Roman"/>
+        </w:rPr>
+      </w:pPr>
+      <w:r>
+        <w:rPr>
+          <w:rFonts w:cs="Times New Roman"/>
+        </w:rPr>
+      </w:r>
+    </w:p>
+    <w:p>
+      <w:pPr>
+        <w:pStyle w:val="Normal"/>
+        <w:widowControl/>
+        <w:overflowPunct w:val="false"/>
+        <w:ind w:firstLine="419"/>
+        <w:jc w:val="left"/>
+        <w:textAlignment w:val="auto"/>
+        <w:rPr>
+          <w:rFonts w:ascii="ＭＳ 明朝" w:hAnsi="ＭＳ 明朝" w:eastAsia="ＭＳ 明朝" w:cs="Arial" w:asciiTheme="minorEastAsia" w:eastAsiaTheme="minorEastAsia" w:hAnsiTheme="minorEastAsia"/>
           <w:bCs/>
-        </w:rPr>
-        <w:t>※</w:t>
-      </w:r>
-      <w:r>
-        <w:rPr>
-          <w:rFonts w:ascii="ＭＳ 明朝" w:hAnsi="ＭＳ 明朝" w:cs="ＭＳ ゴシック" w:asciiTheme="minorEastAsia" w:hAnsiTheme="minorEastAsia"/>
-          <w:b/>
+          <w:color w:val="auto"/>
+        </w:rPr>
+      </w:pPr>
+      <w:r>
+        <w:rPr>
+          <w:rFonts w:eastAsia="ＭＳ 明朝" w:cs="Arial" w:eastAsiaTheme="minorEastAsia"/>
           <w:bCs/>
-        </w:rPr>
-        <w:t>　本会議の事務局は、</w:t>
-      </w:r>
-      <w:r>
-        <w:rPr>
-          <w:rFonts w:ascii="ＭＳ 明朝" w:hAnsi="ＭＳ 明朝" w:cs="ＭＳ ゴシック" w:asciiTheme="minorEastAsia" w:hAnsiTheme="minorEastAsia"/>
-          <w:b/>
-          <w:bCs/>
-          <w:u w:val="single"/>
-        </w:rPr>
-        <w:t>アジア防災センターが担っており</w:t>
-      </w:r>
-      <w:r>
-        <w:rPr>
-          <w:rFonts w:ascii="ＭＳ 明朝" w:hAnsi="ＭＳ 明朝" w:cs="ＭＳ ゴシック" w:asciiTheme="minorEastAsia" w:hAnsiTheme="minorEastAsia"/>
-          <w:b/>
-          <w:bCs/>
-        </w:rPr>
-        <w:t>、問い合わせ等は下記までお願いします。</w:t>
-      </w:r>
-    </w:p>
-    <w:p>
-      <w:pPr>
-        <w:pStyle w:val="Normal"/>
-        <w:jc w:val="center"/>
-        <w:rPr>
-          <w:rFonts w:cs="Times New Roman"/>
-        </w:rPr>
-      </w:pPr>
-      <w:r>
-        <w:rPr>
-          <w:rFonts w:cs="Times New Roman"/>
+          <w:color w:val="auto"/>
         </w:rPr>
       </w:r>
     </w:p>
@@ -1788,11 +1707,8 @@
       <w:pPr>
         <w:pStyle w:val="Normal"/>
         <w:widowControl/>
-        <w:suppressAutoHyphens w:val="true"/>
         <w:overflowPunct w:val="false"/>
-        <w:bidi w:val="0"/>
-        <w:spacing w:before="0" w:after="0"/>
-        <w:ind w:hanging="0"/>
+        <w:ind w:firstLine="419"/>
         <w:jc w:val="left"/>
         <w:textAlignment w:val="auto"/>
         <w:rPr>
@@ -1840,7 +1756,7 @@
       </w:pPr>
     </w:pPrDefault>
   </w:docDefaults>
-  <w:latentStyles w:defLockedState="0" w:defUIPriority="99" w:defSemiHidden="0" w:defUnhideWhenUsed="0" w:defQFormat="0" w:count="376">
+  <w:latentStyles w:defLockedState="0" w:defUIPriority="99" w:defSemiHidden="0" w:defUnhideWhenUsed="0" w:defQFormat="0" w:count="375">
     <w:lsdException w:name="Normal" w:uiPriority="0" w:qFormat="1"/>
     <w:lsdException w:name="heading 1" w:uiPriority="9" w:qFormat="1"/>
     <w:lsdException w:name="heading 2" w:uiPriority="9" w:semiHidden="1" w:unhideWhenUsed="1" w:qFormat="1"/>
@@ -2215,7 +2131,6 @@
     <w:lsdException w:name="Smart Hyperlink" w:semiHidden="1" w:unhideWhenUsed="1"/>
     <w:lsdException w:name="Hashtag" w:semiHidden="1" w:unhideWhenUsed="1"/>
     <w:lsdException w:name="Unresolved Mention" w:semiHidden="1" w:unhideWhenUsed="1"/>
-    <w:lsdException w:name="Smart Link" w:semiHidden="1" w:unhideWhenUsed="1"/>
   </w:latentStyles>
   <w:style w:type="paragraph" w:styleId="Normal" w:default="1">
     <w:name w:val="Normal"/>
@@ -2999,275 +2914,10 @@
 </file>
 
 <file path=customXml/item1.xml><?xml version="1.0" encoding="utf-8"?>
-<ct:contentTypeSchema xmlns:ct="http://schemas.microsoft.com/office/2006/metadata/contentType" xmlns:ma="http://schemas.microsoft.com/office/2006/metadata/properties/metaAttributes" ct:_="" ma:_="" ma:contentTypeName="ドキュメント" ma:contentTypeID="0x01010040A33F47808E3541876C8BF04C8B8D92" ma:contentTypeVersion="13" ma:contentTypeDescription="新しいドキュメントを作成します。" ma:contentTypeScope="" ma:versionID="e0f7a1a43d1ba41c184c0ffe7cf02802">
-  <xsd:schema xmlns:xsd="http://www.w3.org/2001/XMLSchema" xmlns:xs="http://www.w3.org/2001/XMLSchema" xmlns:p="http://schemas.microsoft.com/office/2006/metadata/properties" xmlns:ns2="12afa668-aab4-4332-873b-b81843390949" xmlns:ns3="30af0f3a-e3df-46c1-b456-97189aa25b1c" targetNamespace="http://schemas.microsoft.com/office/2006/metadata/properties" ma:root="true" ma:fieldsID="0b8b3e7a4e0664792e7305f4f4f612c2" ns2:_="" ns3:_="">
-    <xsd:import namespace="12afa668-aab4-4332-873b-b81843390949"/>
-    <xsd:import namespace="30af0f3a-e3df-46c1-b456-97189aa25b1c"/>
-    <xsd:element name="properties">
-      <xsd:complexType>
-        <xsd:sequence>
-          <xsd:element name="documentManagement">
-            <xsd:complexType>
-              <xsd:all>
-                <xsd:element ref="ns2:MediaServiceMetadata" minOccurs="0"/>
-                <xsd:element ref="ns2:MediaServiceFastMetadata" minOccurs="0"/>
-                <xsd:element ref="ns2:MediaServiceSearchProperties" minOccurs="0"/>
-                <xsd:element ref="ns2:MediaServiceBillingMetadata" minOccurs="0"/>
-                <xsd:element ref="ns2:MediaServiceDateTaken" minOccurs="0"/>
-                <xsd:element ref="ns2:MediaServiceGenerationTime" minOccurs="0"/>
-                <xsd:element ref="ns2:MediaServiceEventHashCode" minOccurs="0"/>
-                <xsd:element ref="ns2:MediaLengthInSeconds" minOccurs="0"/>
-                <xsd:element ref="ns2:lcf76f155ced4ddcb4097134ff3c332f" minOccurs="0"/>
-                <xsd:element ref="ns3:TaxCatchAll" minOccurs="0"/>
-                <xsd:element ref="ns2:MediaServiceLocation" minOccurs="0"/>
-                <xsd:element ref="ns2:MediaServiceOCR" minOccurs="0"/>
-              </xsd:all>
-            </xsd:complexType>
-          </xsd:element>
-        </xsd:sequence>
-      </xsd:complexType>
-    </xsd:element>
-  </xsd:schema>
-  <xsd:schema xmlns:xsd="http://www.w3.org/2001/XMLSchema" xmlns:xs="http://www.w3.org/2001/XMLSchema" xmlns:dms="http://schemas.microsoft.com/office/2006/documentManagement/types" xmlns:pc="http://schemas.microsoft.com/office/infopath/2007/PartnerControls" targetNamespace="12afa668-aab4-4332-873b-b81843390949" elementFormDefault="qualified">
-    <xsd:import namespace="http://schemas.microsoft.com/office/2006/documentManagement/types"/>
-    <xsd:import namespace="http://schemas.microsoft.com/office/infopath/2007/PartnerControls"/>
-    <xsd:element name="MediaServiceMetadata" ma:index="8" nillable="true" ma:displayName="MediaServiceMetadata" ma:hidden="true" ma:internalName="MediaServiceMetadata" ma:readOnly="true">
-      <xsd:simpleType>
-        <xsd:restriction base="dms:Note"/>
-      </xsd:simpleType>
-    </xsd:element>
-    <xsd:element name="MediaServiceFastMetadata" ma:index="9" nillable="true" ma:displayName="MediaServiceFastMetadata" ma:hidden="true" ma:internalName="MediaServiceFastMetadata" ma:readOnly="true">
-      <xsd:simpleType>
-        <xsd:restriction base="dms:Note"/>
-      </xsd:simpleType>
-    </xsd:element>
-    <xsd:element name="MediaServiceSearchProperties" ma:index="10" nillable="true" ma:displayName="MediaServiceSearchProperties" ma:hidden="true" ma:internalName="MediaServiceSearchProperties" ma:readOnly="true">
-      <xsd:simpleType>
-        <xsd:restriction base="dms:Note"/>
-      </xsd:simpleType>
-    </xsd:element>
-    <xsd:element name="MediaServiceBillingMetadata" ma:index="11" nillable="true" ma:displayName="MediaServiceBillingMetadata" ma:hidden="true" ma:internalName="MediaServiceBillingMetadata" ma:readOnly="true">
-      <xsd:simpleType>
-        <xsd:restriction base="dms:Note"/>
-      </xsd:simpleType>
-    </xsd:element>
-    <xsd:element name="MediaServiceDateTaken" ma:index="12" nillable="true" ma:displayName="MediaServiceDateTaken" ma:hidden="true" ma:indexed="true" ma:internalName="MediaServiceDateTaken" ma:readOnly="true">
-      <xsd:simpleType>
-        <xsd:restriction base="dms:Text"/>
-      </xsd:simpleType>
-    </xsd:element>
-    <xsd:element name="MediaServiceGenerationTime" ma:index="13" nillable="true" ma:displayName="MediaServiceGenerationTime" ma:hidden="true" ma:internalName="MediaServiceGenerationTime" ma:readOnly="true">
-      <xsd:simpleType>
-        <xsd:restriction base="dms:Text"/>
-      </xsd:simpleType>
-    </xsd:element>
-    <xsd:element name="MediaServiceEventHashCode" ma:index="14" nillable="true" ma:displayName="MediaServiceEventHashCode" ma:hidden="true" ma:internalName="MediaServiceEventHashCode" ma:readOnly="true">
-      <xsd:simpleType>
-        <xsd:restriction base="dms:Text"/>
-      </xsd:simpleType>
-    </xsd:element>
-    <xsd:element name="MediaLengthInSeconds" ma:index="15" nillable="true" ma:displayName="MediaLengthInSeconds" ma:hidden="true" ma:internalName="MediaLengthInSeconds" ma:readOnly="true">
-      <xsd:simpleType>
-        <xsd:restriction base="dms:Unknown"/>
-      </xsd:simpleType>
-    </xsd:element>
-    <xsd:element name="lcf76f155ced4ddcb4097134ff3c332f" ma:index="17" nillable="true" ma:taxonomy="true" ma:internalName="lcf76f155ced4ddcb4097134ff3c332f" ma:taxonomyFieldName="MediaServiceImageTags" ma:displayName="画像タグ" ma:readOnly="false" ma:fieldId="{5cf76f15-5ced-4ddc-b409-7134ff3c332f}" ma:taxonomyMulti="true" ma:sspId="1e1c6816-2a4f-4461-93c7-8dd281d6228d" ma:termSetId="09814cd3-568e-fe90-9814-8d621ff8fb84" ma:anchorId="fba54fb3-c3e1-fe81-a776-ca4b69148c4d" ma:open="true" ma:isKeyword="false">
-      <xsd:complexType>
-        <xsd:sequence>
-          <xsd:element ref="pc:Terms" minOccurs="0" maxOccurs="1"/>
-        </xsd:sequence>
-      </xsd:complexType>
-    </xsd:element>
-    <xsd:element name="MediaServiceLocation" ma:index="19" nillable="true" ma:displayName="Location" ma:indexed="true" ma:internalName="MediaServiceLocation" ma:readOnly="true">
-      <xsd:simpleType>
-        <xsd:restriction base="dms:Text"/>
-      </xsd:simpleType>
-    </xsd:element>
-    <xsd:element name="MediaServiceOCR" ma:index="20" nillable="true" ma:displayName="Extracted Text" ma:internalName="MediaServiceOCR" ma:readOnly="true">
-      <xsd:simpleType>
-        <xsd:restriction base="dms:Note">
-          <xsd:maxLength value="255"/>
-        </xsd:restriction>
-      </xsd:simpleType>
-    </xsd:element>
-  </xsd:schema>
-  <xsd:schema xmlns:xsd="http://www.w3.org/2001/XMLSchema" xmlns:xs="http://www.w3.org/2001/XMLSchema" xmlns:dms="http://schemas.microsoft.com/office/2006/documentManagement/types" xmlns:pc="http://schemas.microsoft.com/office/infopath/2007/PartnerControls" targetNamespace="30af0f3a-e3df-46c1-b456-97189aa25b1c" elementFormDefault="qualified">
-    <xsd:import namespace="http://schemas.microsoft.com/office/2006/documentManagement/types"/>
-    <xsd:import namespace="http://schemas.microsoft.com/office/infopath/2007/PartnerControls"/>
-    <xsd:element name="TaxCatchAll" ma:index="18" nillable="true" ma:displayName="Taxonomy Catch All Column" ma:hidden="true" ma:list="{66b956d6-8d92-4343-b5de-70b8ce31993b}" ma:internalName="TaxCatchAll" ma:showField="CatchAllData" ma:web="30af0f3a-e3df-46c1-b456-97189aa25b1c">
-      <xsd:complexType>
-        <xsd:complexContent>
-          <xsd:extension base="dms:MultiChoiceLookup">
-            <xsd:sequence>
-              <xsd:element name="Value" type="dms:Lookup" maxOccurs="unbounded" minOccurs="0" nillable="true"/>
-            </xsd:sequence>
-          </xsd:extension>
-        </xsd:complexContent>
-      </xsd:complexType>
-    </xsd:element>
-  </xsd:schema>
-  <xsd:schema xmlns="http://schemas.openxmlformats.org/package/2006/metadata/core-properties" xmlns:xsd="http://www.w3.org/2001/XMLSchema" xmlns:xsi="http://www.w3.org/2001/XMLSchema-instance" xmlns:dc="http://purl.org/dc/elements/1.1/" xmlns:dcterms="http://purl.org/dc/terms/" xmlns:odoc="http://schemas.microsoft.com/internal/obd" targetNamespace="http://schemas.openxmlformats.org/package/2006/metadata/core-properties" elementFormDefault="qualified" attributeFormDefault="unqualified" blockDefault="#all">
-    <xsd:import namespace="http://purl.org/dc/elements/1.1/" schemaLocation="http://dublincore.org/schemas/xmls/qdc/2003/04/02/dc.xsd"/>
-    <xsd:import namespace="http://purl.org/dc/terms/" schemaLocation="http://dublincore.org/schemas/xmls/qdc/2003/04/02/dcterms.xsd"/>
-    <xsd:element name="coreProperties" type="CT_coreProperties"/>
-    <xsd:complexType name="CT_coreProperties">
-      <xsd:all>
-        <xsd:element ref="dc:creator" minOccurs="0" maxOccurs="1"/>
-        <xsd:element ref="dcterms:created" minOccurs="0" maxOccurs="1"/>
-        <xsd:element ref="dc:identifier" minOccurs="0" maxOccurs="1"/>
-        <xsd:element name="contentType" minOccurs="0" maxOccurs="1" type="xsd:string" ma:index="0" ma:displayName="コンテンツ タイプ"/>
-        <xsd:element ref="dc:title" minOccurs="0" maxOccurs="1" ma:index="4" ma:displayName="タイトル"/>
-        <xsd:element ref="dc:subject" minOccurs="0" maxOccurs="1"/>
-        <xsd:element ref="dc:description" minOccurs="0" maxOccurs="1"/>
-        <xsd:element name="keywords" minOccurs="0" maxOccurs="1" type="xsd:string"/>
-        <xsd:element ref="dc:language" minOccurs="0" maxOccurs="1"/>
-        <xsd:element name="category" minOccurs="0" maxOccurs="1" type="xsd:string"/>
-        <xsd:element name="version" minOccurs="0" maxOccurs="1" type="xsd:string"/>
-        <xsd:element name="revision" minOccurs="0" maxOccurs="1" type="xsd:string">
-          <xsd:annotation>
-            <xsd:documentation>
-                        This value indicates the number of saves or revisions. The application is responsible for updating this value after each revision.
-                    </xsd:documentation>
-          </xsd:annotation>
-        </xsd:element>
-        <xsd:element name="lastModifiedBy" minOccurs="0" maxOccurs="1" type="xsd:string"/>
-        <xsd:element ref="dcterms:modified" minOccurs="0" maxOccurs="1"/>
-        <xsd:element name="contentStatus" minOccurs="0" maxOccurs="1" type="xsd:string"/>
-      </xsd:all>
-    </xsd:complexType>
-  </xsd:schema>
-  <xs:schema xmlns:pc="http://schemas.microsoft.com/office/infopath/2007/PartnerControls" xmlns:xs="http://www.w3.org/2001/XMLSchema" targetNamespace="http://schemas.microsoft.com/office/infopath/2007/PartnerControls" elementFormDefault="qualified" attributeFormDefault="unqualified">
-    <xs:element name="Person">
-      <xs:complexType>
-        <xs:sequence>
-          <xs:element ref="pc:DisplayName" minOccurs="0"/>
-          <xs:element ref="pc:AccountId" minOccurs="0"/>
-          <xs:element ref="pc:AccountType" minOccurs="0"/>
-        </xs:sequence>
-      </xs:complexType>
-    </xs:element>
-    <xs:element name="DisplayName" type="xs:string"/>
-    <xs:element name="AccountId" type="xs:string"/>
-    <xs:element name="AccountType" type="xs:string"/>
-    <xs:element name="BDCAssociatedEntity">
-      <xs:complexType>
-        <xs:sequence>
-          <xs:element ref="pc:BDCEntity" minOccurs="0" maxOccurs="unbounded"/>
-        </xs:sequence>
-        <xs:attribute ref="pc:EntityNamespace"/>
-        <xs:attribute ref="pc:EntityName"/>
-        <xs:attribute ref="pc:SystemInstanceName"/>
-        <xs:attribute ref="pc:AssociationName"/>
-      </xs:complexType>
-    </xs:element>
-    <xs:attribute name="EntityNamespace" type="xs:string"/>
-    <xs:attribute name="EntityName" type="xs:string"/>
-    <xs:attribute name="SystemInstanceName" type="xs:string"/>
-    <xs:attribute name="AssociationName" type="xs:string"/>
-    <xs:element name="BDCEntity">
-      <xs:complexType>
-        <xs:sequence>
-          <xs:element ref="pc:EntityDisplayName" minOccurs="0"/>
-          <xs:element ref="pc:EntityInstanceReference" minOccurs="0"/>
-          <xs:element ref="pc:EntityId1" minOccurs="0"/>
-          <xs:element ref="pc:EntityId2" minOccurs="0"/>
-          <xs:element ref="pc:EntityId3" minOccurs="0"/>
-          <xs:element ref="pc:EntityId4" minOccurs="0"/>
-          <xs:element ref="pc:EntityId5" minOccurs="0"/>
-        </xs:sequence>
-      </xs:complexType>
-    </xs:element>
-    <xs:element name="EntityDisplayName" type="xs:string"/>
-    <xs:element name="EntityInstanceReference" type="xs:string"/>
-    <xs:element name="EntityId1" type="xs:string"/>
-    <xs:element name="EntityId2" type="xs:string"/>
-    <xs:element name="EntityId3" type="xs:string"/>
-    <xs:element name="EntityId4" type="xs:string"/>
-    <xs:element name="EntityId5" type="xs:string"/>
-    <xs:element name="Terms">
-      <xs:complexType>
-        <xs:sequence>
-          <xs:element ref="pc:TermInfo" minOccurs="0" maxOccurs="unbounded"/>
-        </xs:sequence>
-      </xs:complexType>
-    </xs:element>
-    <xs:element name="TermInfo">
-      <xs:complexType>
-        <xs:sequence>
-          <xs:element ref="pc:TermName" minOccurs="0"/>
-          <xs:element ref="pc:TermId" minOccurs="0"/>
-        </xs:sequence>
-      </xs:complexType>
-    </xs:element>
-    <xs:element name="TermName" type="xs:string"/>
-    <xs:element name="TermId" type="xs:string"/>
-  </xs:schema>
-</ct:contentTypeSchema>
-</file>
-
-<file path=customXml/item2.xml><?xml version="1.0" encoding="utf-8"?>
-<p:properties xmlns:p="http://schemas.microsoft.com/office/2006/metadata/properties" xmlns:xsi="http://www.w3.org/2001/XMLSchema-instance" xmlns:pc="http://schemas.microsoft.com/office/infopath/2007/PartnerControls">
-  <documentManagement>
-    <lcf76f155ced4ddcb4097134ff3c332f xmlns="12afa668-aab4-4332-873b-b81843390949">
-      <Terms xmlns="http://schemas.microsoft.com/office/infopath/2007/PartnerControls"/>
-    </lcf76f155ced4ddcb4097134ff3c332f>
-    <TaxCatchAll xmlns="30af0f3a-e3df-46c1-b456-97189aa25b1c" xsi:nil="true"/>
-  </documentManagement>
-</p:properties>
-</file>
-
-<file path=customXml/item3.xml><?xml version="1.0" encoding="utf-8"?>
-<?mso-contentType ?>
-<FormTemplates xmlns="http://schemas.microsoft.com/sharepoint/v3/contenttype/forms">
-  <Display>DocumentLibraryForm</Display>
-  <Edit>DocumentLibraryForm</Edit>
-  <New>DocumentLibraryForm</New>
-</FormTemplates>
-</file>
-
-<file path=customXml/item4.xml><?xml version="1.0" encoding="utf-8"?>
 <b:Sources xmlns:b="http://schemas.openxmlformats.org/officeDocument/2006/bibliography" xmlns="http://schemas.openxmlformats.org/officeDocument/2006/bibliography" SelectedStyle="\APASixthEditionOfficeOnline.xsl" StyleName="APA" Version="6"/>
 </file>
 
 <file path=customXml/itemProps1.xml><?xml version="1.0" encoding="utf-8"?>
-<ds:datastoreItem xmlns:ds="http://schemas.openxmlformats.org/officeDocument/2006/customXml" ds:itemID="{146DE34F-13C3-422E-8A79-3DE32A457CAC}">
-  <ds:schemaRefs>
-    <ds:schemaRef ds:uri="http://schemas.microsoft.com/office/2006/metadata/contentType"/>
-    <ds:schemaRef ds:uri="http://schemas.microsoft.com/office/2006/metadata/properties/metaAttributes"/>
-    <ds:schemaRef ds:uri="http://www.w3.org/2001/XMLSchema"/>
-    <ds:schemaRef ds:uri="http://schemas.microsoft.com/office/2006/metadata/properties"/>
-    <ds:schemaRef ds:uri="12afa668-aab4-4332-873b-b81843390949"/>
-    <ds:schemaRef ds:uri="30af0f3a-e3df-46c1-b456-97189aa25b1c"/>
-    <ds:schemaRef ds:uri="http://schemas.microsoft.com/office/2006/documentManagement/types"/>
-    <ds:schemaRef ds:uri="http://schemas.microsoft.com/office/infopath/2007/PartnerControls"/>
-    <ds:schemaRef ds:uri="http://schemas.openxmlformats.org/package/2006/metadata/core-properties"/>
-    <ds:schemaRef ds:uri="http://purl.org/dc/elements/1.1/"/>
-    <ds:schemaRef ds:uri="http://purl.org/dc/terms/"/>
-    <ds:schemaRef ds:uri="http://schemas.microsoft.com/internal/obd"/>
-  </ds:schemaRefs>
-</ds:datastoreItem>
-</file>
-
-<file path=customXml/itemProps2.xml><?xml version="1.0" encoding="utf-8"?>
-<ds:datastoreItem xmlns:ds="http://schemas.openxmlformats.org/officeDocument/2006/customXml" ds:itemID="{2464E349-189C-42B7-8E2B-DB19E6DCEB89}">
-  <ds:schemaRefs>
-    <ds:schemaRef ds:uri="http://schemas.microsoft.com/office/2006/metadata/properties"/>
-    <ds:schemaRef ds:uri="http://schemas.microsoft.com/office/infopath/2007/PartnerControls"/>
-    <ds:schemaRef ds:uri="12afa668-aab4-4332-873b-b81843390949"/>
-    <ds:schemaRef ds:uri="30af0f3a-e3df-46c1-b456-97189aa25b1c"/>
-  </ds:schemaRefs>
-</ds:datastoreItem>
-</file>
-
-<file path=customXml/itemProps3.xml><?xml version="1.0" encoding="utf-8"?>
-<ds:datastoreItem xmlns:ds="http://schemas.openxmlformats.org/officeDocument/2006/customXml" ds:itemID="{8760D4BA-9F15-44AB-8DCC-1525E85EAD8A}">
-  <ds:schemaRefs>
-    <ds:schemaRef ds:uri="http://schemas.microsoft.com/sharepoint/v3/contenttype/forms"/>
-  </ds:schemaRefs>
-</ds:datastoreItem>
-</file>
-
-<file path=customXml/itemProps4.xml><?xml version="1.0" encoding="utf-8"?>
 <ds:datastoreItem xmlns:ds="http://schemas.openxmlformats.org/officeDocument/2006/customXml" ds:itemID="{AD454FC8-BC99-48E3-A709-BB8F1B4A8DA0}">
   <ds:schemaRefs>
     <ds:schemaRef ds:uri="http://schemas.openxmlformats.org/officeDocument/2006/bibliography"/>

--- a/reports/acdr2026_staff_deployment/広報資料_ACDR2026_0928/記者発表（資料配付）_ACDR2026_案_0928.docx
+++ b/reports/acdr2026_staff_deployment/広報資料_ACDR2026_0928/記者発表（資料配付）_ACDR2026_案_0928.docx
@@ -2407,7 +2407,7 @@
       <w:spacing w:before="240" w:after="120"/>
     </w:pPr>
     <w:rPr>
-      <w:rFonts w:ascii="Liberation Sans" w:hAnsi="Liberation Sans" w:eastAsia="WenQuanYi Zen Hei" w:cs="FreeSans"/>
+      <w:rFonts w:ascii="Liberation Sans" w:hAnsi="Liberation Sans" w:eastAsia="ＭＳ 明朝" w:cs="Times New Roman"/>
       <w:sz w:val="28"/>
       <w:szCs w:val="28"/>
     </w:rPr>
@@ -2425,7 +2425,7 @@
     <w:basedOn w:val="BodyText"/>
     <w:pPr/>
     <w:rPr>
-      <w:rFonts w:cs="FreeSans"/>
+      <w:rFonts w:cs="Times New Roman"/>
     </w:rPr>
   </w:style>
   <w:style w:type="paragraph" w:styleId="Caption">
@@ -2437,7 +2437,7 @@
       <w:spacing w:before="120" w:after="120"/>
     </w:pPr>
     <w:rPr>
-      <w:rFonts w:cs="FreeSans"/>
+      <w:rFonts w:cs="Times New Roman"/>
       <w:i/>
       <w:iCs/>
       <w:sz w:val="24"/>
@@ -2452,7 +2452,7 @@
       <w:suppressLineNumbers/>
     </w:pPr>
     <w:rPr>
-      <w:rFonts w:cs="FreeSans"/>
+      <w:rFonts w:cs="Times New Roman"/>
     </w:rPr>
   </w:style>
   <w:style w:type="paragraph" w:styleId="HeaderandFooter">
